--- a/rapport Hybrid Apriori Algotithm.docx
+++ b/rapport Hybrid Apriori Algotithm.docx
@@ -2,244 +2,2345 @@
 <file path=word/document.xml><?xml version="1.0" encoding="utf-8"?>
 <w:document xmlns:wpc="http://schemas.microsoft.com/office/word/2010/wordprocessingCanvas" xmlns:cx="http://schemas.microsoft.com/office/drawing/2014/chartex" xmlns:cx1="http://schemas.microsoft.com/office/drawing/2015/9/8/chartex" xmlns:cx2="http://schemas.microsoft.com/office/drawing/2015/10/21/chartex" xmlns:cx3="http://schemas.microsoft.com/office/drawing/2016/5/9/chartex" xmlns:cx4="http://schemas.microsoft.com/office/drawing/2016/5/10/chartex" xmlns:cx5="http://schemas.microsoft.com/office/drawing/2016/5/11/chartex" xmlns:cx6="http://schemas.microsoft.com/office/drawing/2016/5/12/chartex" xmlns:cx7="http://schemas.microsoft.com/office/drawing/2016/5/13/chartex" xmlns:cx8="http://schemas.microsoft.com/office/drawing/2016/5/14/chartex" xmlns:mc="http://schemas.openxmlformats.org/markup-compatibility/2006" xmlns:aink="http://schemas.microsoft.com/office/drawing/2016/ink" xmlns:am3d="http://schemas.microsoft.com/office/drawing/2017/model3d" xmlns:o="urn:schemas-microsoft-com:office:office" xmlns:oel="http://schemas.microsoft.com/office/2019/extlst" xmlns:r="http://schemas.openxmlformats.org/officeDocument/2006/relationships" xmlns:m="http://schemas.openxmlformats.org/officeDocument/2006/math" xmlns:v="urn:schemas-microsoft-com:vml" xmlns:wp14="http://schemas.microsoft.com/office/word/2010/wordprocessingDrawing" xmlns:wp="http://schemas.openxmlformats.org/drawingml/2006/wordprocessingDrawing" xmlns:w10="urn:schemas-microsoft-com:office:word" xmlns:w="http://schemas.openxmlformats.org/wordprocessingml/2006/main" xmlns:w14="http://schemas.microsoft.com/office/word/2010/wordml" xmlns:w15="http://schemas.microsoft.com/office/word/2012/wordml" xmlns:w16cex="http://schemas.microsoft.com/office/word/2018/wordml/cex" xmlns:w16cid="http://schemas.microsoft.com/office/word/2016/wordml/cid" xmlns:w16="http://schemas.microsoft.com/office/word/2018/wordml" xmlns:w16du="http://schemas.microsoft.com/office/word/2023/wordml/word16du" xmlns:w16sdtdh="http://schemas.microsoft.com/office/word/2020/wordml/sdtdatahash" xmlns:w16sdtfl="http://schemas.microsoft.com/office/word/2024/wordml/sdtformatlock" xmlns:w16se="http://schemas.microsoft.com/office/word/2015/wordml/symex" xmlns:wpg="http://schemas.microsoft.com/office/word/2010/wordprocessingGroup" xmlns:wpi="http://schemas.microsoft.com/office/word/2010/wordprocessingInk" xmlns:wne="http://schemas.microsoft.com/office/word/2006/wordml" xmlns:wps="http://schemas.microsoft.com/office/word/2010/wordprocessingShape" mc:Ignorable="w14 w15 w16se w16cid w16 w16cex w16sdtdh w16sdtfl w16du wp14">
   <w:body>
-    <w:p/>
-    <w:p>
-      <w:r>
-        <w:t xml:space="preserve">**Report – Hybrid </w:t>
+    <w:p>
+      <w:pPr>
+        <w:pStyle w:val="Titre"/>
+        <w:rPr>
+          <w:lang w:val="fr-FR"/>
+        </w:rPr>
+      </w:pPr>
+      <w:r>
+        <w:rPr>
+          <w:lang w:val="fr-FR"/>
+        </w:rPr>
+        <w:t>Rapport : Implémentation d’un Algorithme Apriori Hybride</w:t>
+      </w:r>
+    </w:p>
+    <w:p>
+      <w:pPr>
+        <w:pStyle w:val="Paragraphedeliste"/>
+        <w:numPr>
+          <w:ilvl w:val="0"/>
+          <w:numId w:val="1"/>
+        </w:numPr>
+        <w:rPr>
+          <w:rStyle w:val="Accentuationintense"/>
+          <w:lang w:val="fr-FR"/>
+        </w:rPr>
+      </w:pPr>
+      <w:r>
+        <w:rPr>
+          <w:rStyle w:val="Accentuationintense"/>
+          <w:lang w:val="fr-FR"/>
+        </w:rPr>
+        <w:t>Introduction</w:t>
+      </w:r>
+    </w:p>
+    <w:p>
+      <w:pPr>
+        <w:rPr>
+          <w:lang w:val="fr-FR"/>
+        </w:rPr>
+      </w:pPr>
+      <w:r>
+        <w:rPr>
+          <w:lang w:val="fr-FR"/>
+        </w:rPr>
+        <w:t>L’algorithme Apriori est l’un des algorithmes les plus connus pour extraire des règles d’association dans les bases de données transactionnelles. Cependant, il présente plusieurs limites importantes en pratique.</w:t>
+      </w:r>
+    </w:p>
+    <w:p>
+      <w:pPr>
+        <w:rPr>
+          <w:lang w:val="fr-FR"/>
+        </w:rPr>
+      </w:pPr>
+      <w:r>
+        <w:rPr>
+          <w:lang w:val="fr-FR"/>
+        </w:rPr>
+        <w:t>Dans ce travail, nous avons implémenté une version Hybride de l’algorithme Apriori en combinant trois améliorations afin de le rendre plus efficace, plus flexible et mieux adapté aux données réelles.</w:t>
+      </w:r>
+    </w:p>
+    <w:p>
+      <w:pPr>
+        <w:pStyle w:val="Paragraphedeliste"/>
+        <w:numPr>
+          <w:ilvl w:val="0"/>
+          <w:numId w:val="1"/>
+        </w:numPr>
+        <w:rPr>
+          <w:rFonts w:ascii="Times New Roman" w:hAnsi="Times New Roman"/>
+          <w:b/>
+          <w:iCs/>
+          <w:color w:val="538135" w:themeColor="accent6" w:themeShade="BF"/>
+          <w:sz w:val="32"/>
+          <w:lang w:val="fr-FR"/>
+        </w:rPr>
+      </w:pPr>
+      <w:r>
+        <w:rPr>
+          <w:rStyle w:val="Accentuationintense"/>
+          <w:lang w:val="fr-FR"/>
+        </w:rPr>
+        <w:t>Limites de l’Apriori Classique</w:t>
+      </w:r>
+    </w:p>
+    <w:p>
+      <w:pPr>
+        <w:rPr>
+          <w:lang w:val="fr-FR"/>
+        </w:rPr>
+      </w:pPr>
+      <w:r>
+        <w:rPr>
+          <w:lang w:val="fr-FR"/>
+        </w:rPr>
+        <w:t>L’algorithme Apriori classique souffre des problèmes suivants :</w:t>
+      </w:r>
+    </w:p>
+    <w:p>
+      <w:pPr>
+        <w:pStyle w:val="Paragraphedeliste"/>
+        <w:numPr>
+          <w:ilvl w:val="0"/>
+          <w:numId w:val="5"/>
+        </w:numPr>
+        <w:rPr>
+          <w:lang w:val="fr-FR"/>
+        </w:rPr>
+      </w:pPr>
+      <w:r>
+        <w:rPr>
+          <w:lang w:val="fr-FR"/>
+        </w:rPr>
+        <w:t>Seuil de support fixe (</w:t>
       </w:r>
       <w:proofErr w:type="spellStart"/>
       <w:r>
-        <w:t>Apriori</w:t>
+        <w:rPr>
+          <w:lang w:val="fr-FR"/>
+        </w:rPr>
+        <w:t>minsup</w:t>
       </w:r>
       <w:proofErr w:type="spellEnd"/>
       <w:r>
-        <w:t xml:space="preserve"> Algorithm**</w:t>
-      </w:r>
-    </w:p>
-    <w:p/>
-    <w:p>
-      <w:r>
-        <w:t xml:space="preserve">In this project, I worked on improving the classic </w:t>
+        <w:rPr>
+          <w:lang w:val="fr-FR"/>
+        </w:rPr>
+        <w:t>) : On utilise le même seuil pour tous les niveaux, ce qui fait qu’on rate soit beaucoup de motifs rares, soit on génère trop de motifs inutiles.</w:t>
+      </w:r>
+    </w:p>
+    <w:p>
+      <w:pPr>
+        <w:pStyle w:val="Paragraphedeliste"/>
+        <w:numPr>
+          <w:ilvl w:val="0"/>
+          <w:numId w:val="5"/>
+        </w:numPr>
+        <w:rPr>
+          <w:lang w:val="fr-FR"/>
+        </w:rPr>
+      </w:pPr>
+      <w:r>
+        <w:rPr>
+          <w:lang w:val="fr-FR"/>
+        </w:rPr>
+        <w:t>Génération massive de candidats : À chaque niveau, le nombre de candidats explose, ce qui augmente fortement le temps d’exécution et la consommation mémoire.</w:t>
+      </w:r>
+    </w:p>
+    <w:p>
+      <w:pPr>
+        <w:pStyle w:val="Paragraphedeliste"/>
+        <w:numPr>
+          <w:ilvl w:val="0"/>
+          <w:numId w:val="5"/>
+        </w:numPr>
+        <w:rPr>
+          <w:lang w:val="fr-FR"/>
+        </w:rPr>
+      </w:pPr>
+      <w:r>
+        <w:rPr>
+          <w:lang w:val="fr-FR"/>
+        </w:rPr>
+        <w:t>Ne prend pas en compte la rareté des items : Tous les items sont traités de la même façon, même si certains sont très rares.</w:t>
+      </w:r>
+    </w:p>
+    <w:p>
+      <w:pPr>
+        <w:pStyle w:val="Paragraphedeliste"/>
+        <w:numPr>
+          <w:ilvl w:val="0"/>
+          <w:numId w:val="5"/>
+        </w:numPr>
+        <w:rPr>
+          <w:lang w:val="fr-FR"/>
+        </w:rPr>
+      </w:pPr>
+      <w:r>
+        <w:rPr>
+          <w:lang w:val="fr-FR"/>
+        </w:rPr>
+        <w:t xml:space="preserve">Difficulté à choisir le </w:t>
       </w:r>
       <w:proofErr w:type="spellStart"/>
       <w:r>
-        <w:t>Apriori</w:t>
+        <w:rPr>
+          <w:lang w:val="fr-FR"/>
+        </w:rPr>
+        <w:t>minsup</w:t>
       </w:r>
       <w:proofErr w:type="spellEnd"/>
       <w:r>
-        <w:t xml:space="preserve"> algorithm for mining association rules from the user behavior dataset.</w:t>
-      </w:r>
-    </w:p>
-    <w:p/>
-    <w:p>
-      <w:r>
-        <w:t xml:space="preserve">Originally, we used a **Degressive </w:t>
+        <w:rPr>
+          <w:lang w:val="fr-FR"/>
+        </w:rPr>
+        <w:t xml:space="preserve"> : Un </w:t>
       </w:r>
       <w:proofErr w:type="spellStart"/>
       <w:r>
-        <w:t>Apriori</w:t>
+        <w:rPr>
+          <w:lang w:val="fr-FR"/>
+        </w:rPr>
+        <w:t>minsup</w:t>
       </w:r>
       <w:proofErr w:type="spellEnd"/>
       <w:r>
-        <w:t>**, where the minimum support (</w:t>
+        <w:rPr>
+          <w:lang w:val="fr-FR"/>
+        </w:rPr>
+        <w:t xml:space="preserve"> mal choisi donne soit trop peu de résultats, soit trop de résultats bruyants.</w:t>
+      </w:r>
+    </w:p>
+    <w:p>
+      <w:pPr>
+        <w:pStyle w:val="Paragraphedeliste"/>
+        <w:numPr>
+          <w:ilvl w:val="0"/>
+          <w:numId w:val="5"/>
+        </w:numPr>
+        <w:rPr>
+          <w:lang w:val="fr-FR"/>
+        </w:rPr>
+      </w:pPr>
+      <w:r>
+        <w:rPr>
+          <w:lang w:val="fr-FR"/>
+        </w:rPr>
+        <w:t xml:space="preserve">Pas adapté aux </w:t>
       </w:r>
       <w:proofErr w:type="spellStart"/>
       <w:r>
+        <w:rPr>
+          <w:lang w:val="fr-FR"/>
+        </w:rPr>
+        <w:t>itemsets</w:t>
+      </w:r>
+      <w:proofErr w:type="spellEnd"/>
+      <w:r>
+        <w:rPr>
+          <w:lang w:val="fr-FR"/>
+        </w:rPr>
+        <w:t xml:space="preserve"> longs : Les </w:t>
+      </w:r>
+      <w:proofErr w:type="spellStart"/>
+      <w:r>
+        <w:rPr>
+          <w:lang w:val="fr-FR"/>
+        </w:rPr>
+        <w:t>itemsets</w:t>
+      </w:r>
+      <w:proofErr w:type="spellEnd"/>
+      <w:r>
+        <w:rPr>
+          <w:lang w:val="fr-FR"/>
+        </w:rPr>
+        <w:t xml:space="preserve"> de grande taille ont naturellement un support plus faible, mais l’algorithme classique les élimine souvent.</w:t>
+      </w:r>
+    </w:p>
+    <w:p>
+      <w:pPr>
+        <w:pStyle w:val="Paragraphedeliste"/>
+        <w:numPr>
+          <w:ilvl w:val="0"/>
+          <w:numId w:val="1"/>
+        </w:numPr>
+        <w:rPr>
+          <w:rFonts w:ascii="Times New Roman" w:hAnsi="Times New Roman"/>
+          <w:b/>
+          <w:iCs/>
+          <w:color w:val="538135" w:themeColor="accent6" w:themeShade="BF"/>
+          <w:sz w:val="32"/>
+          <w:lang w:val="fr-FR"/>
+        </w:rPr>
+      </w:pPr>
+      <w:r>
+        <w:rPr>
+          <w:rStyle w:val="Accentuationintense"/>
+          <w:lang w:val="fr-FR"/>
+        </w:rPr>
+        <w:t>Présentation de notre Apriori Hybride</w:t>
+      </w:r>
+    </w:p>
+    <w:p>
+      <w:pPr>
+        <w:rPr>
+          <w:lang w:val="fr-FR"/>
+        </w:rPr>
+      </w:pPr>
+      <w:r>
+        <w:rPr>
+          <w:lang w:val="fr-FR"/>
+        </w:rPr>
+        <w:t>Nous avons développé une version améliorée appelée Apriori Hybride qui combine trois techniques :</w:t>
+      </w:r>
+    </w:p>
+    <w:p>
+      <w:pPr>
+        <w:pStyle w:val="Paragraphedeliste"/>
+        <w:numPr>
+          <w:ilvl w:val="0"/>
+          <w:numId w:val="7"/>
+        </w:numPr>
+        <w:rPr>
+          <w:lang w:val="fr-FR"/>
+        </w:rPr>
+      </w:pPr>
+      <w:proofErr w:type="spellStart"/>
+      <w:r>
+        <w:rPr>
+          <w:lang w:val="fr-FR"/>
+        </w:rPr>
+        <w:t>Minsup</w:t>
+      </w:r>
+      <w:proofErr w:type="spellEnd"/>
+      <w:r>
+        <w:rPr>
+          <w:lang w:val="fr-FR"/>
+        </w:rPr>
+        <w:t xml:space="preserve"> adaptatif initial</w:t>
+      </w:r>
+    </w:p>
+    <w:p>
+      <w:pPr>
+        <w:rPr>
+          <w:lang w:val="fr-FR"/>
+        </w:rPr>
+      </w:pPr>
+      <w:r>
+        <w:rPr>
+          <w:lang w:val="fr-FR"/>
+        </w:rPr>
+        <w:t xml:space="preserve">   </w:t>
+      </w:r>
+      <w:r>
+        <w:rPr>
+          <w:lang w:val="fr-FR"/>
+        </w:rPr>
+        <w:t xml:space="preserve">Au lieu d’utiliser un seuil de support fixe et arbitraire comme dans l’Apriori classique, nous calculons automatiquement un </w:t>
+      </w:r>
+      <w:proofErr w:type="spellStart"/>
+      <w:r>
+        <w:rPr>
+          <w:b/>
+          <w:bCs/>
+          <w:lang w:val="fr-FR"/>
+        </w:rPr>
         <w:t>minsup</w:t>
       </w:r>
       <w:proofErr w:type="spellEnd"/>
       <w:r>
-        <w:t xml:space="preserve">) decreases linearly as the </w:t>
-      </w:r>
+        <w:rPr>
+          <w:b/>
+          <w:bCs/>
+          <w:lang w:val="fr-FR"/>
+        </w:rPr>
+        <w:t xml:space="preserve"> initial</w:t>
+      </w:r>
+      <w:r>
+        <w:rPr>
+          <w:lang w:val="fr-FR"/>
+        </w:rPr>
+        <w:t xml:space="preserve"> adapté aux données.</w:t>
+      </w:r>
+    </w:p>
+    <w:p>
       <w:proofErr w:type="spellStart"/>
-      <w:r>
+      <w:proofErr w:type="gramStart"/>
+      <w:r>
+        <w:rPr>
+          <w:b/>
+          <w:bCs/>
+        </w:rPr>
+        <w:t>Méthode</w:t>
+      </w:r>
+      <w:proofErr w:type="spellEnd"/>
+      <w:r>
+        <w:rPr>
+          <w:b/>
+          <w:bCs/>
+        </w:rPr>
+        <w:t xml:space="preserve"> :</w:t>
+      </w:r>
+      <w:proofErr w:type="gramEnd"/>
+    </w:p>
+    <w:p>
+      <w:pPr>
+        <w:numPr>
+          <w:ilvl w:val="0"/>
+          <w:numId w:val="6"/>
+        </w:numPr>
+        <w:rPr>
+          <w:lang w:val="fr-FR"/>
+        </w:rPr>
+      </w:pPr>
+      <w:r>
+        <w:rPr>
+          <w:lang w:val="fr-FR"/>
+        </w:rPr>
+        <w:t>Nous calculons d’abord le support de chaque item individuel (1-itemset).</w:t>
+      </w:r>
+    </w:p>
+    <w:p>
+      <w:pPr>
+        <w:numPr>
+          <w:ilvl w:val="0"/>
+          <w:numId w:val="6"/>
+        </w:numPr>
+        <w:rPr>
+          <w:lang w:val="fr-FR"/>
+        </w:rPr>
+      </w:pPr>
+      <w:r>
+        <w:rPr>
+          <w:lang w:val="fr-FR"/>
+        </w:rPr>
+        <w:lastRenderedPageBreak/>
+        <w:t xml:space="preserve">Nous calculons ensuite la </w:t>
+      </w:r>
+      <w:r>
+        <w:rPr>
+          <w:b/>
+          <w:bCs/>
+          <w:lang w:val="fr-FR"/>
+        </w:rPr>
+        <w:t>moyenne</w:t>
+      </w:r>
+      <w:r>
+        <w:rPr>
+          <w:lang w:val="fr-FR"/>
+        </w:rPr>
+        <w:t xml:space="preserve"> de ces supports (</w:t>
+      </w:r>
+      <w:proofErr w:type="spellStart"/>
+      <w:r>
+        <w:rPr>
+          <w:lang w:val="fr-FR"/>
+        </w:rPr>
+        <w:t>avg_sup</w:t>
+      </w:r>
+      <w:proofErr w:type="spellEnd"/>
+      <w:r>
+        <w:rPr>
+          <w:lang w:val="fr-FR"/>
+        </w:rPr>
+        <w:t>).</w:t>
+      </w:r>
+    </w:p>
+    <w:p>
+      <w:pPr>
+        <w:numPr>
+          <w:ilvl w:val="0"/>
+          <w:numId w:val="6"/>
+        </w:numPr>
+        <w:rPr>
+          <w:lang w:val="fr-FR"/>
+        </w:rPr>
+      </w:pPr>
+      <w:r>
+        <w:rPr>
+          <w:lang w:val="fr-FR"/>
+        </w:rPr>
+        <w:t xml:space="preserve">Le </w:t>
+      </w:r>
+      <w:proofErr w:type="spellStart"/>
+      <w:r>
+        <w:rPr>
+          <w:lang w:val="fr-FR"/>
+        </w:rPr>
+        <w:t>minsup</w:t>
+      </w:r>
+      <w:proofErr w:type="spellEnd"/>
+      <w:r>
+        <w:rPr>
+          <w:lang w:val="fr-FR"/>
+        </w:rPr>
+        <w:t xml:space="preserve"> initial est fixé à </w:t>
+      </w:r>
+      <w:r>
+        <w:rPr>
+          <w:b/>
+          <w:bCs/>
+          <w:lang w:val="fr-FR"/>
+        </w:rPr>
+        <w:t>85 % de cette moyenne</w:t>
+      </w:r>
+      <w:r>
+        <w:rPr>
+          <w:lang w:val="fr-FR"/>
+        </w:rPr>
+        <w:t>, avec une valeur minimale de 0,15 (15 %) pour éviter un seuil trop bas.</w:t>
+      </w:r>
+    </w:p>
+    <w:p>
+      <w:pPr>
+        <w:spacing w:before="100" w:beforeAutospacing="1" w:after="100" w:afterAutospacing="1" w:line="240" w:lineRule="auto"/>
+        <w:rPr>
+          <w:rFonts w:ascii="Times New Roman" w:eastAsia="Times New Roman" w:hAnsi="Times New Roman" w:cs="Times New Roman"/>
+          <w:kern w:val="0"/>
+          <w:lang w:val="fr-FR"/>
+          <w14:ligatures w14:val="none"/>
+        </w:rPr>
+      </w:pPr>
+      <w:r>
+        <w:rPr>
+          <w:rFonts w:ascii="Times New Roman" w:eastAsia="Times New Roman" w:hAnsi="Times New Roman" w:cs="Times New Roman"/>
+          <w:kern w:val="0"/>
+          <w:lang w:val="fr-FR"/>
+          <w14:ligatures w14:val="none"/>
+        </w:rPr>
+        <w:t>Avantage : Ce seuil de départ est plus réaliste et mieux adapté à la distribution réelle des données, ce qui permet de démarrer l’algorithme avec un seuil ni trop strict, ni trop permissif.</w:t>
+      </w:r>
+    </w:p>
+    <w:p>
+      <w:pPr>
+        <w:pStyle w:val="Paragraphedeliste"/>
+        <w:numPr>
+          <w:ilvl w:val="0"/>
+          <w:numId w:val="7"/>
+        </w:numPr>
+        <w:rPr>
+          <w:lang w:val="fr-FR"/>
+        </w:rPr>
+      </w:pPr>
+      <w:r>
+        <w:rPr>
+          <w:lang w:val="fr-FR"/>
+        </w:rPr>
+        <w:t xml:space="preserve">Support Minimum par Item (MIS - Minimum Item Support)  </w:t>
+      </w:r>
+    </w:p>
+    <w:p>
+      <w:pPr>
+        <w:rPr>
+          <w:lang w:val="fr-FR"/>
+        </w:rPr>
+      </w:pPr>
+      <w:r>
+        <w:rPr>
+          <w:lang w:val="fr-FR"/>
+        </w:rPr>
+        <w:t>Dans l’Apriori classique, tous les items doivent respecter le même seuil de support minimum. Cela pose problème car certains items sont très fréquents tandis que d’autres sont rares.</w:t>
+      </w:r>
+    </w:p>
+    <w:p>
+      <w:pPr>
+        <w:rPr>
+          <w:lang w:val="fr-FR"/>
+        </w:rPr>
+      </w:pPr>
+      <w:r>
+        <w:rPr>
+          <w:b/>
+          <w:bCs/>
+          <w:lang w:val="fr-FR"/>
+        </w:rPr>
+        <w:t>Notre solution :</w:t>
+      </w:r>
+      <w:r>
+        <w:rPr>
+          <w:lang w:val="fr-FR"/>
+        </w:rPr>
+        <w:t xml:space="preserve"> Nous utilisons un </w:t>
+      </w:r>
+      <w:r>
+        <w:rPr>
+          <w:b/>
+          <w:bCs/>
+          <w:lang w:val="fr-FR"/>
+        </w:rPr>
+        <w:t>Support Minimum par Item (MIS)</w:t>
+      </w:r>
+      <w:r>
+        <w:rPr>
+          <w:lang w:val="fr-FR"/>
+        </w:rPr>
+        <w:t>. Chaque item possède son propre seuil de support, calculé en fonction de sa fréquence réelle dans les données.</w:t>
+      </w:r>
+    </w:p>
+    <w:p>
+      <w:proofErr w:type="spellStart"/>
+      <w:proofErr w:type="gramStart"/>
+      <w:r>
+        <w:rPr>
+          <w:b/>
+          <w:bCs/>
+        </w:rPr>
+        <w:t>Méthode</w:t>
+      </w:r>
+      <w:proofErr w:type="spellEnd"/>
+      <w:r>
+        <w:rPr>
+          <w:b/>
+          <w:bCs/>
+        </w:rPr>
+        <w:t xml:space="preserve"> :</w:t>
+      </w:r>
+      <w:proofErr w:type="gramEnd"/>
+    </w:p>
+    <w:p>
+      <w:pPr>
+        <w:numPr>
+          <w:ilvl w:val="0"/>
+          <w:numId w:val="8"/>
+        </w:numPr>
+        <w:rPr>
+          <w:lang w:val="fr-FR"/>
+        </w:rPr>
+      </w:pPr>
+      <w:r>
+        <w:rPr>
+          <w:lang w:val="fr-FR"/>
+        </w:rPr>
+        <w:t>Pour chaque item, on calcule son support individuel.</w:t>
+      </w:r>
+    </w:p>
+    <w:p>
+      <w:pPr>
+        <w:numPr>
+          <w:ilvl w:val="0"/>
+          <w:numId w:val="8"/>
+        </w:numPr>
+        <w:rPr>
+          <w:lang w:val="fr-FR"/>
+        </w:rPr>
+      </w:pPr>
+      <w:r>
+        <w:rPr>
+          <w:lang w:val="fr-FR"/>
+        </w:rPr>
+        <w:t xml:space="preserve">On lui attribue un seuil égal à </w:t>
+      </w:r>
+      <w:r>
+        <w:rPr>
+          <w:b/>
+          <w:bCs/>
+          <w:lang w:val="fr-FR"/>
+        </w:rPr>
+        <w:t>55 % de son support</w:t>
+      </w:r>
+      <w:r>
+        <w:rPr>
+          <w:lang w:val="fr-FR"/>
+        </w:rPr>
+        <w:t xml:space="preserve"> (</w:t>
+      </w:r>
+      <w:proofErr w:type="spellStart"/>
+      <w:r>
+        <w:rPr>
+          <w:lang w:val="fr-FR"/>
+        </w:rPr>
+        <w:t>base_factor</w:t>
+      </w:r>
+      <w:proofErr w:type="spellEnd"/>
+      <w:r>
+        <w:rPr>
+          <w:lang w:val="fr-FR"/>
+        </w:rPr>
+        <w:t xml:space="preserve"> = 0.55).</w:t>
+      </w:r>
+    </w:p>
+    <w:p>
+      <w:pPr>
+        <w:numPr>
+          <w:ilvl w:val="0"/>
+          <w:numId w:val="8"/>
+        </w:numPr>
+        <w:rPr>
+          <w:lang w:val="fr-FR"/>
+        </w:rPr>
+      </w:pPr>
+      <w:r>
+        <w:rPr>
+          <w:lang w:val="fr-FR"/>
+        </w:rPr>
+        <w:t xml:space="preserve">Un plancher de </w:t>
+      </w:r>
+      <w:r>
+        <w:rPr>
+          <w:b/>
+          <w:bCs/>
+          <w:lang w:val="fr-FR"/>
+        </w:rPr>
+        <w:t>3 % (0.03)</w:t>
+      </w:r>
+      <w:r>
+        <w:rPr>
+          <w:lang w:val="fr-FR"/>
+        </w:rPr>
+        <w:t xml:space="preserve"> est appliqué pour éviter des seuils trop bas.</w:t>
+      </w:r>
+    </w:p>
+    <w:p>
+      <w:pPr>
+        <w:pStyle w:val="Paragraphedeliste"/>
+        <w:numPr>
+          <w:ilvl w:val="0"/>
+          <w:numId w:val="8"/>
+        </w:numPr>
+        <w:spacing w:before="100" w:beforeAutospacing="1" w:after="100" w:afterAutospacing="1" w:line="240" w:lineRule="auto"/>
+        <w:rPr>
+          <w:rFonts w:ascii="Times New Roman" w:eastAsia="Times New Roman" w:hAnsi="Times New Roman" w:cs="Times New Roman"/>
+          <w:kern w:val="0"/>
+          <w14:ligatures w14:val="none"/>
+        </w:rPr>
+      </w:pPr>
+      <w:r>
+        <w:rPr>
+          <w:rFonts w:ascii="Times New Roman" w:eastAsia="Times New Roman" w:hAnsi="Times New Roman" w:cs="Times New Roman"/>
+          <w:kern w:val="0"/>
+          <w:lang w:val="fr-FR"/>
+          <w14:ligatures w14:val="none"/>
+        </w:rPr>
+        <w:t xml:space="preserve">Avantage : Cette approche permet aux items rares d’apparaître dans des règles intéressantes, tout en restant exigeante pour les items très fréquents. </w:t>
+      </w:r>
+      <w:r>
+        <w:rPr>
+          <w:rFonts w:ascii="Times New Roman" w:eastAsia="Times New Roman" w:hAnsi="Times New Roman" w:cs="Times New Roman"/>
+          <w:kern w:val="0"/>
+          <w14:ligatures w14:val="none"/>
+        </w:rPr>
+        <w:t xml:space="preserve">Elle rend </w:t>
+      </w:r>
+      <w:proofErr w:type="spellStart"/>
+      <w:r>
+        <w:rPr>
+          <w:rFonts w:ascii="Times New Roman" w:eastAsia="Times New Roman" w:hAnsi="Times New Roman" w:cs="Times New Roman"/>
+          <w:kern w:val="0"/>
+          <w14:ligatures w14:val="none"/>
+        </w:rPr>
+        <w:t>l’algorithme</w:t>
+      </w:r>
+      <w:proofErr w:type="spellEnd"/>
+      <w:r>
+        <w:rPr>
+          <w:rFonts w:ascii="Times New Roman" w:eastAsia="Times New Roman" w:hAnsi="Times New Roman" w:cs="Times New Roman"/>
+          <w:kern w:val="0"/>
+          <w14:ligatures w14:val="none"/>
+        </w:rPr>
+        <w:t xml:space="preserve"> plus flexible et </w:t>
+      </w:r>
+      <w:proofErr w:type="spellStart"/>
+      <w:r>
+        <w:rPr>
+          <w:rFonts w:ascii="Times New Roman" w:eastAsia="Times New Roman" w:hAnsi="Times New Roman" w:cs="Times New Roman"/>
+          <w:kern w:val="0"/>
+          <w14:ligatures w14:val="none"/>
+        </w:rPr>
+        <w:t>réaliste</w:t>
+      </w:r>
+      <w:proofErr w:type="spellEnd"/>
+      <w:r>
+        <w:rPr>
+          <w:rFonts w:ascii="Times New Roman" w:eastAsia="Times New Roman" w:hAnsi="Times New Roman" w:cs="Times New Roman"/>
+          <w:kern w:val="0"/>
+          <w14:ligatures w14:val="none"/>
+        </w:rPr>
+        <w:t>.</w:t>
+      </w:r>
+    </w:p>
+    <w:p>
+      <w:pPr>
+        <w:spacing w:before="100" w:beforeAutospacing="1" w:after="100" w:afterAutospacing="1" w:line="240" w:lineRule="auto"/>
+        <w:rPr>
+          <w:rFonts w:ascii="Times New Roman" w:eastAsia="Times New Roman" w:hAnsi="Times New Roman" w:cs="Times New Roman"/>
+          <w:kern w:val="0"/>
+          <w14:ligatures w14:val="none"/>
+        </w:rPr>
+      </w:pPr>
+    </w:p>
+    <w:p>
+      <w:pPr>
+        <w:pStyle w:val="Paragraphedeliste"/>
+        <w:numPr>
+          <w:ilvl w:val="0"/>
+          <w:numId w:val="7"/>
+        </w:numPr>
+        <w:spacing w:before="100" w:beforeAutospacing="1" w:after="100" w:afterAutospacing="1" w:line="240" w:lineRule="auto"/>
+        <w:rPr>
+          <w:rFonts w:ascii="Times New Roman" w:eastAsia="Times New Roman" w:hAnsi="Times New Roman" w:cs="Times New Roman"/>
+          <w:kern w:val="0"/>
+          <w:lang w:val="fr-FR"/>
+          <w14:ligatures w14:val="none"/>
+        </w:rPr>
+      </w:pPr>
+      <w:r>
+        <w:rPr>
+          <w:rFonts w:ascii="Times New Roman" w:eastAsia="Times New Roman" w:hAnsi="Times New Roman" w:cs="Times New Roman"/>
+          <w:b/>
+          <w:bCs/>
+          <w:kern w:val="0"/>
+          <w:lang w:val="fr-FR"/>
+          <w14:ligatures w14:val="none"/>
+        </w:rPr>
+        <w:t xml:space="preserve">Diminution dégressive du </w:t>
+      </w:r>
+      <w:proofErr w:type="spellStart"/>
+      <w:r>
+        <w:rPr>
+          <w:rFonts w:ascii="Times New Roman" w:eastAsia="Times New Roman" w:hAnsi="Times New Roman" w:cs="Times New Roman"/>
+          <w:b/>
+          <w:bCs/>
+          <w:kern w:val="0"/>
+          <w:lang w:val="fr-FR"/>
+          <w14:ligatures w14:val="none"/>
+        </w:rPr>
+        <w:t>minsup</w:t>
+      </w:r>
+      <w:proofErr w:type="spellEnd"/>
+      <w:r>
+        <w:rPr>
+          <w:rFonts w:ascii="Times New Roman" w:eastAsia="Times New Roman" w:hAnsi="Times New Roman" w:cs="Times New Roman"/>
+          <w:b/>
+          <w:bCs/>
+          <w:kern w:val="0"/>
+          <w:lang w:val="fr-FR"/>
+          <w14:ligatures w14:val="none"/>
+        </w:rPr>
+        <w:t xml:space="preserve"> selon la taille k</w:t>
+      </w:r>
+    </w:p>
+    <w:p>
+      <w:pPr>
+        <w:spacing w:before="100" w:beforeAutospacing="1" w:after="100" w:afterAutospacing="1" w:line="240" w:lineRule="auto"/>
+        <w:rPr>
+          <w:rFonts w:ascii="Times New Roman" w:eastAsia="Times New Roman" w:hAnsi="Times New Roman" w:cs="Times New Roman"/>
+          <w:kern w:val="0"/>
+          <w:lang w:val="fr-FR"/>
+          <w14:ligatures w14:val="none"/>
+        </w:rPr>
+      </w:pPr>
+      <w:r>
+        <w:rPr>
+          <w:rFonts w:ascii="Times New Roman" w:eastAsia="Times New Roman" w:hAnsi="Times New Roman" w:cs="Times New Roman"/>
+          <w:kern w:val="0"/>
+          <w:lang w:val="fr-FR"/>
+          <w14:ligatures w14:val="none"/>
+        </w:rPr>
+        <w:t>Dans l'Apriori classique, le seuil de support minimum (</w:t>
+      </w:r>
+      <w:proofErr w:type="spellStart"/>
+      <w:r>
+        <w:rPr>
+          <w:rFonts w:ascii="Times New Roman" w:eastAsia="Times New Roman" w:hAnsi="Times New Roman" w:cs="Times New Roman"/>
+          <w:kern w:val="0"/>
+          <w:lang w:val="fr-FR"/>
+          <w14:ligatures w14:val="none"/>
+        </w:rPr>
+        <w:t>minsup</w:t>
+      </w:r>
+      <w:proofErr w:type="spellEnd"/>
+      <w:r>
+        <w:rPr>
+          <w:rFonts w:ascii="Times New Roman" w:eastAsia="Times New Roman" w:hAnsi="Times New Roman" w:cs="Times New Roman"/>
+          <w:kern w:val="0"/>
+          <w:lang w:val="fr-FR"/>
+          <w14:ligatures w14:val="none"/>
+        </w:rPr>
+        <w:t xml:space="preserve">) reste fixe quel que soit le niveau k. Cela pose problème car les </w:t>
+      </w:r>
+      <w:proofErr w:type="spellStart"/>
+      <w:r>
+        <w:rPr>
+          <w:rFonts w:ascii="Times New Roman" w:eastAsia="Times New Roman" w:hAnsi="Times New Roman" w:cs="Times New Roman"/>
+          <w:kern w:val="0"/>
+          <w:lang w:val="fr-FR"/>
+          <w14:ligatures w14:val="none"/>
+        </w:rPr>
         <w:t>itemsets</w:t>
       </w:r>
       <w:proofErr w:type="spellEnd"/>
       <w:r>
-        <w:t xml:space="preserve"> get longer. This helped find longer patterns that are naturally rare.</w:t>
-      </w:r>
-    </w:p>
-    <w:p/>
-    <w:p>
-      <w:r>
-        <w:t xml:space="preserve">For this new version, I created a **Hybrid </w:t>
+        <w:rPr>
+          <w:rFonts w:ascii="Times New Roman" w:eastAsia="Times New Roman" w:hAnsi="Times New Roman" w:cs="Times New Roman"/>
+          <w:kern w:val="0"/>
+          <w:lang w:val="fr-FR"/>
+          <w14:ligatures w14:val="none"/>
+        </w:rPr>
+        <w:t xml:space="preserve"> de grande taille ont naturellement un support plus faible que les </w:t>
       </w:r>
       <w:proofErr w:type="spellStart"/>
       <w:r>
-        <w:t>Apriori</w:t>
+        <w:rPr>
+          <w:rFonts w:ascii="Times New Roman" w:eastAsia="Times New Roman" w:hAnsi="Times New Roman" w:cs="Times New Roman"/>
+          <w:kern w:val="0"/>
+          <w:lang w:val="fr-FR"/>
+          <w14:ligatures w14:val="none"/>
+        </w:rPr>
+        <w:t>itemsets</w:t>
       </w:r>
       <w:proofErr w:type="spellEnd"/>
       <w:r>
-        <w:t>** that combines three ideas:</w:t>
-      </w:r>
-    </w:p>
-    <w:p/>
-    <w:p>
-      <w:r>
-        <w:t xml:space="preserve">1. **Adaptive Minimum Support**: Instead of choosing 0.3 manually, the program automatically calculates a good starting </w:t>
+        <w:rPr>
+          <w:rFonts w:ascii="Times New Roman" w:eastAsia="Times New Roman" w:hAnsi="Times New Roman" w:cs="Times New Roman"/>
+          <w:kern w:val="0"/>
+          <w:lang w:val="fr-FR"/>
+          <w14:ligatures w14:val="none"/>
+        </w:rPr>
+        <w:t xml:space="preserve"> de petite taille, ce qui conduit à leur élimination prématurée.</w:t>
+      </w:r>
+    </w:p>
+    <w:p>
+      <w:pPr>
+        <w:spacing w:before="100" w:beforeAutospacing="1" w:after="100" w:afterAutospacing="1" w:line="240" w:lineRule="auto"/>
+        <w:rPr>
+          <w:rFonts w:ascii="Times New Roman" w:eastAsia="Times New Roman" w:hAnsi="Times New Roman" w:cs="Times New Roman"/>
+          <w:kern w:val="0"/>
+          <w:lang w:val="fr-FR"/>
+          <w14:ligatures w14:val="none"/>
+        </w:rPr>
+      </w:pPr>
+      <w:r>
+        <w:rPr>
+          <w:rFonts w:ascii="Times New Roman" w:eastAsia="Times New Roman" w:hAnsi="Times New Roman" w:cs="Times New Roman"/>
+          <w:b/>
+          <w:bCs/>
+          <w:kern w:val="0"/>
+          <w:lang w:val="fr-FR"/>
+          <w14:ligatures w14:val="none"/>
+        </w:rPr>
+        <w:t>Notre solution :</w:t>
+      </w:r>
+      <w:r>
+        <w:rPr>
+          <w:rFonts w:ascii="Times New Roman" w:eastAsia="Times New Roman" w:hAnsi="Times New Roman" w:cs="Times New Roman"/>
+          <w:kern w:val="0"/>
+          <w:lang w:val="fr-FR"/>
+          <w14:ligatures w14:val="none"/>
+        </w:rPr>
+        <w:t> Nous appliquons une </w:t>
+      </w:r>
+      <w:r>
+        <w:rPr>
+          <w:rFonts w:ascii="Times New Roman" w:eastAsia="Times New Roman" w:hAnsi="Times New Roman" w:cs="Times New Roman"/>
+          <w:b/>
+          <w:bCs/>
+          <w:kern w:val="0"/>
+          <w:lang w:val="fr-FR"/>
+          <w14:ligatures w14:val="none"/>
+        </w:rPr>
+        <w:t>diminution progressive du seuil de support</w:t>
+      </w:r>
+      <w:r>
+        <w:rPr>
+          <w:rFonts w:ascii="Times New Roman" w:eastAsia="Times New Roman" w:hAnsi="Times New Roman" w:cs="Times New Roman"/>
+          <w:kern w:val="0"/>
+          <w:lang w:val="fr-FR"/>
+          <w14:ligatures w14:val="none"/>
+        </w:rPr>
+        <w:t xml:space="preserve"> à mesure que la taille k des </w:t>
       </w:r>
       <w:proofErr w:type="spellStart"/>
       <w:r>
+        <w:rPr>
+          <w:rFonts w:ascii="Times New Roman" w:eastAsia="Times New Roman" w:hAnsi="Times New Roman" w:cs="Times New Roman"/>
+          <w:kern w:val="0"/>
+          <w:lang w:val="fr-FR"/>
+          <w14:ligatures w14:val="none"/>
+        </w:rPr>
+        <w:t>itemsets</w:t>
+      </w:r>
+      <w:proofErr w:type="spellEnd"/>
+      <w:r>
+        <w:rPr>
+          <w:rFonts w:ascii="Times New Roman" w:eastAsia="Times New Roman" w:hAnsi="Times New Roman" w:cs="Times New Roman"/>
+          <w:kern w:val="0"/>
+          <w:lang w:val="fr-FR"/>
+          <w14:ligatures w14:val="none"/>
+        </w:rPr>
+        <w:t xml:space="preserve"> augmente.</w:t>
+      </w:r>
+    </w:p>
+    <w:p>
+      <w:pPr>
+        <w:spacing w:before="100" w:beforeAutospacing="1" w:after="100" w:afterAutospacing="1" w:line="240" w:lineRule="auto"/>
+        <w:rPr>
+          <w:rFonts w:ascii="Times New Roman" w:eastAsia="Times New Roman" w:hAnsi="Times New Roman" w:cs="Times New Roman"/>
+          <w:kern w:val="0"/>
+          <w14:ligatures w14:val="none"/>
+        </w:rPr>
+      </w:pPr>
+      <w:proofErr w:type="spellStart"/>
+      <w:proofErr w:type="gramStart"/>
+      <w:r>
+        <w:rPr>
+          <w:rFonts w:ascii="Times New Roman" w:eastAsia="Times New Roman" w:hAnsi="Times New Roman" w:cs="Times New Roman"/>
+          <w:b/>
+          <w:bCs/>
+          <w:kern w:val="0"/>
+          <w14:ligatures w14:val="none"/>
+        </w:rPr>
+        <w:t>Méthode</w:t>
+      </w:r>
+      <w:proofErr w:type="spellEnd"/>
+      <w:r>
+        <w:rPr>
+          <w:rFonts w:ascii="Times New Roman" w:eastAsia="Times New Roman" w:hAnsi="Times New Roman" w:cs="Times New Roman"/>
+          <w:b/>
+          <w:bCs/>
+          <w:kern w:val="0"/>
+          <w14:ligatures w14:val="none"/>
+        </w:rPr>
+        <w:t xml:space="preserve"> :</w:t>
+      </w:r>
+      <w:proofErr w:type="gramEnd"/>
+    </w:p>
+    <w:p>
+      <w:pPr>
+        <w:numPr>
+          <w:ilvl w:val="0"/>
+          <w:numId w:val="9"/>
+        </w:numPr>
+        <w:spacing w:before="100" w:beforeAutospacing="1" w:after="100" w:afterAutospacing="1" w:line="240" w:lineRule="auto"/>
+        <w:rPr>
+          <w:rFonts w:ascii="Times New Roman" w:eastAsia="Times New Roman" w:hAnsi="Times New Roman" w:cs="Times New Roman"/>
+          <w:kern w:val="0"/>
+          <w:lang w:val="fr-FR"/>
+          <w14:ligatures w14:val="none"/>
+        </w:rPr>
+      </w:pPr>
+      <w:r>
+        <w:rPr>
+          <w:rFonts w:ascii="Times New Roman" w:eastAsia="Times New Roman" w:hAnsi="Times New Roman" w:cs="Times New Roman"/>
+          <w:kern w:val="0"/>
+          <w:lang w:val="fr-FR"/>
+          <w14:ligatures w14:val="none"/>
+        </w:rPr>
+        <w:t>À chaque niveau k (k ≥ 2), le seuil </w:t>
+      </w:r>
+      <w:proofErr w:type="spellStart"/>
+      <w:r>
+        <w:rPr>
+          <w:rFonts w:ascii="Times New Roman" w:eastAsia="Times New Roman" w:hAnsi="Times New Roman" w:cs="Times New Roman"/>
+          <w:kern w:val="0"/>
+          <w:lang w:val="fr-FR"/>
+          <w14:ligatures w14:val="none"/>
+        </w:rPr>
+        <w:t>minsup_k</w:t>
+      </w:r>
+      <w:proofErr w:type="spellEnd"/>
+      <w:r>
+        <w:rPr>
+          <w:rFonts w:ascii="Times New Roman" w:eastAsia="Times New Roman" w:hAnsi="Times New Roman" w:cs="Times New Roman"/>
+          <w:kern w:val="0"/>
+          <w:lang w:val="fr-FR"/>
+          <w14:ligatures w14:val="none"/>
+        </w:rPr>
+        <w:t> est recalculé selon la formule :</w:t>
+      </w:r>
+    </w:p>
+    <w:p>
+      <w:pPr>
+        <w:spacing w:before="100" w:beforeAutospacing="1" w:after="100" w:afterAutospacing="1" w:line="240" w:lineRule="auto"/>
+        <w:rPr>
+          <w:rFonts w:ascii="Times New Roman" w:eastAsia="Times New Roman" w:hAnsi="Times New Roman" w:cs="Times New Roman"/>
+          <w:kern w:val="0"/>
+          <w14:ligatures w14:val="none"/>
+        </w:rPr>
+      </w:pPr>
+      <w:proofErr w:type="spellStart"/>
+      <w:r>
+        <w:rPr>
+          <w:rFonts w:ascii="Times New Roman" w:eastAsia="Times New Roman" w:hAnsi="Times New Roman" w:cs="Times New Roman"/>
+          <w:kern w:val="0"/>
+          <w14:ligatures w14:val="none"/>
+        </w:rPr>
+        <w:t>minsup_k</w:t>
+      </w:r>
+      <w:proofErr w:type="spellEnd"/>
+      <w:r>
+        <w:rPr>
+          <w:rFonts w:ascii="Times New Roman" w:eastAsia="Times New Roman" w:hAnsi="Times New Roman" w:cs="Times New Roman"/>
+          <w:kern w:val="0"/>
+          <w14:ligatures w14:val="none"/>
+        </w:rPr>
+        <w:t xml:space="preserve"> = </w:t>
+      </w:r>
+      <w:proofErr w:type="gramStart"/>
+      <w:r>
+        <w:rPr>
+          <w:rFonts w:ascii="Times New Roman" w:eastAsia="Times New Roman" w:hAnsi="Times New Roman" w:cs="Times New Roman"/>
+          <w:kern w:val="0"/>
+          <w14:ligatures w14:val="none"/>
+        </w:rPr>
+        <w:t>max(</w:t>
+      </w:r>
+      <w:proofErr w:type="spellStart"/>
+      <w:proofErr w:type="gramEnd"/>
+      <w:r>
+        <w:rPr>
+          <w:rFonts w:ascii="Times New Roman" w:eastAsia="Times New Roman" w:hAnsi="Times New Roman" w:cs="Times New Roman"/>
+          <w:kern w:val="0"/>
+          <w14:ligatures w14:val="none"/>
+        </w:rPr>
+        <w:t>minsup_initial</w:t>
+      </w:r>
+      <w:proofErr w:type="spellEnd"/>
+      <w:r>
+        <w:rPr>
+          <w:rFonts w:ascii="Times New Roman" w:eastAsia="Times New Roman" w:hAnsi="Times New Roman" w:cs="Times New Roman"/>
+          <w:kern w:val="0"/>
+          <w14:ligatures w14:val="none"/>
+        </w:rPr>
+        <w:t xml:space="preserve"> - (k - 1) × attenuation, ε)</w:t>
+      </w:r>
+    </w:p>
+    <w:p>
+      <w:pPr>
+        <w:spacing w:before="100" w:beforeAutospacing="1" w:after="100" w:afterAutospacing="1" w:line="240" w:lineRule="auto"/>
+        <w:rPr>
+          <w:rFonts w:ascii="Times New Roman" w:eastAsia="Times New Roman" w:hAnsi="Times New Roman" w:cs="Times New Roman"/>
+          <w:kern w:val="0"/>
+          <w:lang w:val="fr-FR"/>
+          <w14:ligatures w14:val="none"/>
+        </w:rPr>
+      </w:pPr>
+      <w:proofErr w:type="gramStart"/>
+      <w:r>
+        <w:rPr>
+          <w:rFonts w:ascii="Times New Roman" w:eastAsia="Times New Roman" w:hAnsi="Times New Roman" w:cs="Times New Roman"/>
+          <w:kern w:val="0"/>
+          <w:lang w:val="fr-FR"/>
+          <w14:ligatures w14:val="none"/>
+        </w:rPr>
+        <w:t>où</w:t>
+      </w:r>
+      <w:proofErr w:type="gramEnd"/>
+      <w:r>
+        <w:rPr>
+          <w:rFonts w:ascii="Times New Roman" w:eastAsia="Times New Roman" w:hAnsi="Times New Roman" w:cs="Times New Roman"/>
+          <w:kern w:val="0"/>
+          <w:lang w:val="fr-FR"/>
+          <w14:ligatures w14:val="none"/>
+        </w:rPr>
+        <w:t> </w:t>
+      </w:r>
+      <w:proofErr w:type="spellStart"/>
+      <w:r>
+        <w:rPr>
+          <w:rFonts w:ascii="Times New Roman" w:eastAsia="Times New Roman" w:hAnsi="Times New Roman" w:cs="Times New Roman"/>
+          <w:kern w:val="0"/>
+          <w:lang w:val="fr-FR"/>
+          <w14:ligatures w14:val="none"/>
+        </w:rPr>
+        <w:t>attenuation</w:t>
+      </w:r>
+      <w:proofErr w:type="spellEnd"/>
+      <w:r>
+        <w:rPr>
+          <w:rFonts w:ascii="Times New Roman" w:eastAsia="Times New Roman" w:hAnsi="Times New Roman" w:cs="Times New Roman"/>
+          <w:kern w:val="0"/>
+          <w:lang w:val="fr-FR"/>
+          <w14:ligatures w14:val="none"/>
+        </w:rPr>
+        <w:t xml:space="preserve"> = 0.04 et </w:t>
+      </w:r>
+      <w:r>
+        <w:rPr>
+          <w:rFonts w:ascii="Times New Roman" w:eastAsia="Times New Roman" w:hAnsi="Times New Roman" w:cs="Times New Roman"/>
+          <w:kern w:val="0"/>
+          <w14:ligatures w14:val="none"/>
+        </w:rPr>
+        <w:t>ε</w:t>
+      </w:r>
+      <w:r>
+        <w:rPr>
+          <w:rFonts w:ascii="Times New Roman" w:eastAsia="Times New Roman" w:hAnsi="Times New Roman" w:cs="Times New Roman"/>
+          <w:kern w:val="0"/>
+          <w:lang w:val="fr-FR"/>
+          <w14:ligatures w14:val="none"/>
+        </w:rPr>
+        <w:t xml:space="preserve"> = 1e-6 (valeur minimale pour éviter un seuil nul).</w:t>
+      </w:r>
+    </w:p>
+    <w:p>
+      <w:pPr>
+        <w:numPr>
+          <w:ilvl w:val="0"/>
+          <w:numId w:val="9"/>
+        </w:numPr>
+        <w:spacing w:before="100" w:beforeAutospacing="1" w:after="100" w:afterAutospacing="1" w:line="240" w:lineRule="auto"/>
+        <w:rPr>
+          <w:rFonts w:ascii="Times New Roman" w:eastAsia="Times New Roman" w:hAnsi="Times New Roman" w:cs="Times New Roman"/>
+          <w:kern w:val="0"/>
+          <w:lang w:val="fr-FR"/>
+          <w14:ligatures w14:val="none"/>
+        </w:rPr>
+      </w:pPr>
+      <w:r>
+        <w:rPr>
+          <w:rFonts w:ascii="Times New Roman" w:eastAsia="Times New Roman" w:hAnsi="Times New Roman" w:cs="Times New Roman"/>
+          <w:kern w:val="0"/>
+          <w:lang w:val="fr-FR"/>
+          <w14:ligatures w14:val="none"/>
+        </w:rPr>
+        <w:lastRenderedPageBreak/>
+        <w:t>Le seuil initial </w:t>
+      </w:r>
+      <w:proofErr w:type="spellStart"/>
+      <w:r>
+        <w:rPr>
+          <w:rFonts w:ascii="Times New Roman" w:eastAsia="Times New Roman" w:hAnsi="Times New Roman" w:cs="Times New Roman"/>
+          <w:kern w:val="0"/>
+          <w:lang w:val="fr-FR"/>
+          <w14:ligatures w14:val="none"/>
+        </w:rPr>
+        <w:t>minsup_initial</w:t>
+      </w:r>
+      <w:proofErr w:type="spellEnd"/>
+      <w:r>
+        <w:rPr>
+          <w:rFonts w:ascii="Times New Roman" w:eastAsia="Times New Roman" w:hAnsi="Times New Roman" w:cs="Times New Roman"/>
+          <w:kern w:val="0"/>
+          <w:lang w:val="fr-FR"/>
+          <w14:ligatures w14:val="none"/>
+        </w:rPr>
+        <w:t> est calculé automatiquement (85 % du support moyen des items).</w:t>
+      </w:r>
+    </w:p>
+    <w:p>
+      <w:pPr>
+        <w:numPr>
+          <w:ilvl w:val="0"/>
+          <w:numId w:val="9"/>
+        </w:numPr>
+        <w:spacing w:before="100" w:beforeAutospacing="1" w:after="100" w:afterAutospacing="1" w:line="240" w:lineRule="auto"/>
+        <w:rPr>
+          <w:rFonts w:ascii="Times New Roman" w:eastAsia="Times New Roman" w:hAnsi="Times New Roman" w:cs="Times New Roman"/>
+          <w:kern w:val="0"/>
+          <w:lang w:val="fr-FR"/>
+          <w14:ligatures w14:val="none"/>
+        </w:rPr>
+      </w:pPr>
+      <w:r>
+        <w:rPr>
+          <w:rFonts w:ascii="Times New Roman" w:eastAsia="Times New Roman" w:hAnsi="Times New Roman" w:cs="Times New Roman"/>
+          <w:kern w:val="0"/>
+          <w:lang w:val="fr-FR"/>
+          <w14:ligatures w14:val="none"/>
+        </w:rPr>
+        <w:t>Exemple issu de notre exécution :</w:t>
+      </w:r>
+    </w:p>
+    <w:p>
+      <w:pPr>
+        <w:numPr>
+          <w:ilvl w:val="1"/>
+          <w:numId w:val="9"/>
+        </w:numPr>
+        <w:spacing w:before="100" w:beforeAutospacing="1" w:after="100" w:afterAutospacing="1" w:line="240" w:lineRule="auto"/>
+        <w:rPr>
+          <w:rFonts w:ascii="Times New Roman" w:eastAsia="Times New Roman" w:hAnsi="Times New Roman" w:cs="Times New Roman"/>
+          <w:kern w:val="0"/>
+          <w14:ligatures w14:val="none"/>
+        </w:rPr>
+      </w:pPr>
+      <w:r>
+        <w:rPr>
+          <w:rFonts w:ascii="Times New Roman" w:eastAsia="Times New Roman" w:hAnsi="Times New Roman" w:cs="Times New Roman"/>
+          <w:kern w:val="0"/>
+          <w14:ligatures w14:val="none"/>
+        </w:rPr>
+        <w:t xml:space="preserve">k=1 → </w:t>
+      </w:r>
+      <w:proofErr w:type="spellStart"/>
+      <w:r>
+        <w:rPr>
+          <w:rFonts w:ascii="Times New Roman" w:eastAsia="Times New Roman" w:hAnsi="Times New Roman" w:cs="Times New Roman"/>
+          <w:kern w:val="0"/>
+          <w14:ligatures w14:val="none"/>
+        </w:rPr>
         <w:t>minsup</w:t>
       </w:r>
       <w:proofErr w:type="spellEnd"/>
       <w:r>
-        <w:t xml:space="preserve"> based on the average support of single items in the data.</w:t>
-      </w:r>
-    </w:p>
-    <w:p/>
-    <w:p>
-      <w:r>
-        <w:t xml:space="preserve">2. **Per-Item Minimum Support (MIS)**: Every item gets its own minimum support threshold. Common items (like "Android") need higher support, while rare items (like certain phone models or "Forte </w:t>
+        <w:rPr>
+          <w:rFonts w:ascii="Times New Roman" w:eastAsia="Times New Roman" w:hAnsi="Times New Roman" w:cs="Times New Roman"/>
+          <w:kern w:val="0"/>
+          <w14:ligatures w14:val="none"/>
+        </w:rPr>
+        <w:t xml:space="preserve"> = 0.2125</w:t>
+      </w:r>
+    </w:p>
+    <w:p>
+      <w:pPr>
+        <w:numPr>
+          <w:ilvl w:val="1"/>
+          <w:numId w:val="9"/>
+        </w:numPr>
+        <w:spacing w:before="100" w:beforeAutospacing="1" w:after="100" w:afterAutospacing="1" w:line="240" w:lineRule="auto"/>
+        <w:rPr>
+          <w:rFonts w:ascii="Times New Roman" w:eastAsia="Times New Roman" w:hAnsi="Times New Roman" w:cs="Times New Roman"/>
+          <w:kern w:val="0"/>
+          <w14:ligatures w14:val="none"/>
+        </w:rPr>
+      </w:pPr>
+      <w:r>
+        <w:rPr>
+          <w:rFonts w:ascii="Times New Roman" w:eastAsia="Times New Roman" w:hAnsi="Times New Roman" w:cs="Times New Roman"/>
+          <w:kern w:val="0"/>
+          <w14:ligatures w14:val="none"/>
+        </w:rPr>
+        <w:t xml:space="preserve">k=2 → </w:t>
       </w:r>
       <w:proofErr w:type="spellStart"/>
       <w:r>
-        <w:t>utilisation</w:t>
+        <w:rPr>
+          <w:rFonts w:ascii="Times New Roman" w:eastAsia="Times New Roman" w:hAnsi="Times New Roman" w:cs="Times New Roman"/>
+          <w:kern w:val="0"/>
+          <w14:ligatures w14:val="none"/>
+        </w:rPr>
+        <w:t>minsup</w:t>
       </w:r>
       <w:proofErr w:type="spellEnd"/>
       <w:r>
-        <w:t>") can have lower thresholds. This helps discover interesting rare combinations without lowering the bar for everything.</w:t>
-      </w:r>
-    </w:p>
-    <w:p/>
-    <w:p>
-      <w:r>
-        <w:t xml:space="preserve">3. **Degressive Decrease**: I kept the idea that </w:t>
+        <w:rPr>
+          <w:rFonts w:ascii="Times New Roman" w:eastAsia="Times New Roman" w:hAnsi="Times New Roman" w:cs="Times New Roman"/>
+          <w:kern w:val="0"/>
+          <w14:ligatures w14:val="none"/>
+        </w:rPr>
+        <w:t xml:space="preserve"> = 0.1725</w:t>
+      </w:r>
+    </w:p>
+    <w:p>
+      <w:pPr>
+        <w:numPr>
+          <w:ilvl w:val="1"/>
+          <w:numId w:val="9"/>
+        </w:numPr>
+        <w:spacing w:before="100" w:beforeAutospacing="1" w:after="100" w:afterAutospacing="1" w:line="240" w:lineRule="auto"/>
+        <w:rPr>
+          <w:rFonts w:ascii="Times New Roman" w:eastAsia="Times New Roman" w:hAnsi="Times New Roman" w:cs="Times New Roman"/>
+          <w:kern w:val="0"/>
+          <w14:ligatures w14:val="none"/>
+        </w:rPr>
+      </w:pPr>
+      <w:r>
+        <w:rPr>
+          <w:rFonts w:ascii="Times New Roman" w:eastAsia="Times New Roman" w:hAnsi="Times New Roman" w:cs="Times New Roman"/>
+          <w:kern w:val="0"/>
+          <w14:ligatures w14:val="none"/>
+        </w:rPr>
+        <w:t xml:space="preserve">k=3 → </w:t>
       </w:r>
       <w:proofErr w:type="spellStart"/>
       <w:r>
+        <w:rPr>
+          <w:rFonts w:ascii="Times New Roman" w:eastAsia="Times New Roman" w:hAnsi="Times New Roman" w:cs="Times New Roman"/>
+          <w:kern w:val="0"/>
+          <w14:ligatures w14:val="none"/>
+        </w:rPr>
         <w:t>minsup</w:t>
       </w:r>
       <w:proofErr w:type="spellEnd"/>
       <w:r>
-        <w:t xml:space="preserve"> can decrease slightly as </w:t>
+        <w:rPr>
+          <w:rFonts w:ascii="Times New Roman" w:eastAsia="Times New Roman" w:hAnsi="Times New Roman" w:cs="Times New Roman"/>
+          <w:kern w:val="0"/>
+          <w14:ligatures w14:val="none"/>
+        </w:rPr>
+        <w:t xml:space="preserve"> = 0.1325</w:t>
+      </w:r>
+    </w:p>
+    <w:p>
+      <w:pPr>
+        <w:numPr>
+          <w:ilvl w:val="1"/>
+          <w:numId w:val="9"/>
+        </w:numPr>
+        <w:spacing w:before="100" w:beforeAutospacing="1" w:after="100" w:afterAutospacing="1" w:line="240" w:lineRule="auto"/>
+        <w:rPr>
+          <w:rFonts w:ascii="Times New Roman" w:eastAsia="Times New Roman" w:hAnsi="Times New Roman" w:cs="Times New Roman"/>
+          <w:kern w:val="0"/>
+          <w14:ligatures w14:val="none"/>
+        </w:rPr>
+      </w:pPr>
+      <w:r>
+        <w:rPr>
+          <w:rFonts w:ascii="Times New Roman" w:eastAsia="Times New Roman" w:hAnsi="Times New Roman" w:cs="Times New Roman"/>
+          <w:kern w:val="0"/>
+          <w14:ligatures w14:val="none"/>
+        </w:rPr>
+        <w:t xml:space="preserve">k=4 → </w:t>
       </w:r>
       <w:proofErr w:type="spellStart"/>
       <w:r>
+        <w:rPr>
+          <w:rFonts w:ascii="Times New Roman" w:eastAsia="Times New Roman" w:hAnsi="Times New Roman" w:cs="Times New Roman"/>
+          <w:kern w:val="0"/>
+          <w14:ligatures w14:val="none"/>
+        </w:rPr>
+        <w:t>minsup</w:t>
+      </w:r>
+      <w:proofErr w:type="spellEnd"/>
+      <w:r>
+        <w:rPr>
+          <w:rFonts w:ascii="Times New Roman" w:eastAsia="Times New Roman" w:hAnsi="Times New Roman" w:cs="Times New Roman"/>
+          <w:kern w:val="0"/>
+          <w14:ligatures w14:val="none"/>
+        </w:rPr>
+        <w:t xml:space="preserve"> = 0.0925</w:t>
+      </w:r>
+    </w:p>
+    <w:p>
+      <w:pPr>
+        <w:numPr>
+          <w:ilvl w:val="1"/>
+          <w:numId w:val="9"/>
+        </w:numPr>
+        <w:spacing w:before="100" w:beforeAutospacing="1" w:after="100" w:afterAutospacing="1" w:line="240" w:lineRule="auto"/>
+        <w:rPr>
+          <w:rFonts w:ascii="Times New Roman" w:eastAsia="Times New Roman" w:hAnsi="Times New Roman" w:cs="Times New Roman"/>
+          <w:kern w:val="0"/>
+          <w14:ligatures w14:val="none"/>
+        </w:rPr>
+      </w:pPr>
+      <w:r>
+        <w:rPr>
+          <w:rFonts w:ascii="Times New Roman" w:eastAsia="Times New Roman" w:hAnsi="Times New Roman" w:cs="Times New Roman"/>
+          <w:kern w:val="0"/>
+          <w14:ligatures w14:val="none"/>
+        </w:rPr>
+        <w:t xml:space="preserve">k=5 → </w:t>
+      </w:r>
+      <w:proofErr w:type="spellStart"/>
+      <w:r>
+        <w:rPr>
+          <w:rFonts w:ascii="Times New Roman" w:eastAsia="Times New Roman" w:hAnsi="Times New Roman" w:cs="Times New Roman"/>
+          <w:kern w:val="0"/>
+          <w14:ligatures w14:val="none"/>
+        </w:rPr>
+        <w:t>minsup</w:t>
+      </w:r>
+      <w:proofErr w:type="spellEnd"/>
+      <w:r>
+        <w:rPr>
+          <w:rFonts w:ascii="Times New Roman" w:eastAsia="Times New Roman" w:hAnsi="Times New Roman" w:cs="Times New Roman"/>
+          <w:kern w:val="0"/>
+          <w14:ligatures w14:val="none"/>
+        </w:rPr>
+        <w:t xml:space="preserve"> = 0.0525</w:t>
+      </w:r>
+    </w:p>
+    <w:p>
+      <w:pPr>
+        <w:spacing w:before="100" w:beforeAutospacing="1" w:after="100" w:afterAutospacing="1" w:line="240" w:lineRule="auto"/>
+        <w:rPr>
+          <w:rFonts w:ascii="Times New Roman" w:eastAsia="Times New Roman" w:hAnsi="Times New Roman" w:cs="Times New Roman"/>
+          <w:kern w:val="0"/>
+          <w:lang w:val="fr-FR"/>
+          <w14:ligatures w14:val="none"/>
+        </w:rPr>
+      </w:pPr>
+      <w:r>
+        <w:rPr>
+          <w:rFonts w:ascii="Times New Roman" w:eastAsia="Times New Roman" w:hAnsi="Times New Roman" w:cs="Times New Roman"/>
+          <w:b/>
+          <w:bCs/>
+          <w:kern w:val="0"/>
+          <w:lang w:val="fr-FR"/>
+          <w14:ligatures w14:val="none"/>
+        </w:rPr>
+        <w:t>Avantage :</w:t>
+      </w:r>
+      <w:r>
+        <w:rPr>
+          <w:rFonts w:ascii="Times New Roman" w:eastAsia="Times New Roman" w:hAnsi="Times New Roman" w:cs="Times New Roman"/>
+          <w:kern w:val="0"/>
+          <w:lang w:val="fr-FR"/>
+          <w14:ligatures w14:val="none"/>
+        </w:rPr>
+        <w:t xml:space="preserve"> Cette approche permet de conserver des </w:t>
+      </w:r>
+      <w:proofErr w:type="spellStart"/>
+      <w:r>
+        <w:rPr>
+          <w:rFonts w:ascii="Times New Roman" w:eastAsia="Times New Roman" w:hAnsi="Times New Roman" w:cs="Times New Roman"/>
+          <w:kern w:val="0"/>
+          <w:lang w:val="fr-FR"/>
+          <w14:ligatures w14:val="none"/>
+        </w:rPr>
         <w:t>itemsets</w:t>
       </w:r>
       <w:proofErr w:type="spellEnd"/>
       <w:r>
-        <w:t xml:space="preserve"> become longer (k increases).</w:t>
-      </w:r>
-    </w:p>
-    <w:p/>
-    <w:p>
-      <w:r>
-        <w:t xml:space="preserve">I implemented this in a </w:t>
+        <w:rPr>
+          <w:rFonts w:ascii="Times New Roman" w:eastAsia="Times New Roman" w:hAnsi="Times New Roman" w:cs="Times New Roman"/>
+          <w:kern w:val="0"/>
+          <w:lang w:val="fr-FR"/>
+          <w14:ligatures w14:val="none"/>
+        </w:rPr>
+        <w:t xml:space="preserve"> longs potentiellement intéressants malgré leur faible support, tout en évitant une explosion du nombre de candidats aux niveaux inférieurs. La décroissance linéaire et contrôlée (via le paramètre </w:t>
       </w:r>
       <w:proofErr w:type="spellStart"/>
       <w:r>
-        <w:t>Jupyter</w:t>
+        <w:rPr>
+          <w:rFonts w:ascii="Times New Roman" w:eastAsia="Times New Roman" w:hAnsi="Times New Roman" w:cs="Times New Roman"/>
+          <w:kern w:val="0"/>
+          <w:lang w:val="fr-FR"/>
+          <w14:ligatures w14:val="none"/>
+        </w:rPr>
+        <w:t>attenuation</w:t>
       </w:r>
       <w:proofErr w:type="spellEnd"/>
       <w:r>
-        <w:t xml:space="preserve"> notebook called `</w:t>
-      </w:r>
+        <w:rPr>
+          <w:rFonts w:ascii="Times New Roman" w:eastAsia="Times New Roman" w:hAnsi="Times New Roman" w:cs="Times New Roman"/>
+          <w:kern w:val="0"/>
+          <w:lang w:val="fr-FR"/>
+          <w14:ligatures w14:val="none"/>
+        </w:rPr>
+        <w:t>) offre un bon équilibre entre exhaustivité et performance.</w:t>
+      </w:r>
+    </w:p>
+    <w:p>
+      <w:pPr>
+        <w:spacing w:before="100" w:beforeAutospacing="1" w:after="100" w:afterAutospacing="1" w:line="240" w:lineRule="auto"/>
+        <w:rPr>
+          <w:rFonts w:ascii="Times New Roman" w:eastAsia="Times New Roman" w:hAnsi="Times New Roman" w:cs="Times New Roman"/>
+          <w:kern w:val="0"/>
+          <w:lang w:val="fr-FR"/>
+          <w14:ligatures w14:val="none"/>
+        </w:rPr>
+      </w:pPr>
+    </w:p>
+    <w:p>
+      <w:pPr>
+        <w:pStyle w:val="Paragraphedeliste"/>
+        <w:numPr>
+          <w:ilvl w:val="0"/>
+          <w:numId w:val="1"/>
+        </w:numPr>
+        <w:rPr>
+          <w:rStyle w:val="Accentuationintense"/>
+          <w:lang w:val="fr-FR"/>
+        </w:rPr>
+      </w:pPr>
       <w:proofErr w:type="spellStart"/>
       <w:r>
-        <w:t>Apriori_Hybrid.ipynb</w:t>
+        <w:rPr>
+          <w:rStyle w:val="Accentuationintense"/>
+        </w:rPr>
+        <w:t>Améliorations</w:t>
       </w:r>
       <w:proofErr w:type="spellEnd"/>
       <w:r>
-        <w:t xml:space="preserve">`. The code first loads the dataset, calculates supports, generates candidates, and then applies the hybrid logic to find frequent </w:t>
+        <w:rPr>
+          <w:rStyle w:val="Accentuationintense"/>
+        </w:rPr>
+        <w:t xml:space="preserve"> </w:t>
       </w:r>
       <w:proofErr w:type="spellStart"/>
       <w:r>
+        <w:rPr>
+          <w:rStyle w:val="Accentuationintense"/>
+        </w:rPr>
+        <w:t>Apportées</w:t>
+      </w:r>
+      <w:proofErr w:type="spellEnd"/>
+      <w:r>
+        <w:rPr>
+          <w:rStyle w:val="Accentuationintense"/>
+        </w:rPr>
+        <w:t xml:space="preserve"> et Solutions</w:t>
+      </w:r>
+    </w:p>
+    <w:tbl>
+      <w:tblPr>
+        <w:tblStyle w:val="Grilledutableau"/>
+        <w:tblW w:w="0" w:type="auto"/>
+        <w:tblLook w:val="04A0" w:firstRow="1" w:lastRow="0" w:firstColumn="1" w:lastColumn="0" w:noHBand="0" w:noVBand="1"/>
+      </w:tblPr>
+      <w:tblGrid>
+        <w:gridCol w:w="3131"/>
+        <w:gridCol w:w="3348"/>
+        <w:gridCol w:w="2871"/>
+      </w:tblGrid>
+      <w:tr>
+        <w:tc>
+          <w:tcPr>
+            <w:tcW w:w="0" w:type="auto"/>
+            <w:hideMark/>
+          </w:tcPr>
+          <w:p>
+            <w:pPr>
+              <w:spacing w:after="160" w:line="278" w:lineRule="auto"/>
+              <w:rPr>
+                <w:b/>
+                <w:bCs/>
+              </w:rPr>
+            </w:pPr>
+            <w:proofErr w:type="spellStart"/>
+            <w:r>
+              <w:rPr>
+                <w:b/>
+                <w:bCs/>
+              </w:rPr>
+              <w:t>Problème</w:t>
+            </w:r>
+            <w:proofErr w:type="spellEnd"/>
+            <w:r>
+              <w:rPr>
+                <w:b/>
+                <w:bCs/>
+              </w:rPr>
+              <w:t xml:space="preserve"> de </w:t>
+            </w:r>
+            <w:proofErr w:type="spellStart"/>
+            <w:r>
+              <w:rPr>
+                <w:b/>
+                <w:bCs/>
+              </w:rPr>
+              <w:t>l’Apriori</w:t>
+            </w:r>
+            <w:proofErr w:type="spellEnd"/>
+            <w:r>
+              <w:rPr>
+                <w:b/>
+                <w:bCs/>
+              </w:rPr>
+              <w:t xml:space="preserve"> Classique</w:t>
+            </w:r>
+          </w:p>
+        </w:tc>
+        <w:tc>
+          <w:tcPr>
+            <w:tcW w:w="0" w:type="auto"/>
+            <w:hideMark/>
+          </w:tcPr>
+          <w:p>
+            <w:pPr>
+              <w:spacing w:after="160" w:line="278" w:lineRule="auto"/>
+              <w:rPr>
+                <w:b/>
+                <w:bCs/>
+              </w:rPr>
+            </w:pPr>
+            <w:r>
+              <w:rPr>
+                <w:b/>
+                <w:bCs/>
+              </w:rPr>
+              <w:t xml:space="preserve">Solution dans </w:t>
+            </w:r>
+            <w:proofErr w:type="spellStart"/>
+            <w:r>
+              <w:rPr>
+                <w:b/>
+                <w:bCs/>
+              </w:rPr>
+              <w:t>l’Apriori</w:t>
+            </w:r>
+            <w:proofErr w:type="spellEnd"/>
+            <w:r>
+              <w:rPr>
+                <w:b/>
+                <w:bCs/>
+              </w:rPr>
+              <w:t xml:space="preserve"> </w:t>
+            </w:r>
+            <w:proofErr w:type="spellStart"/>
+            <w:r>
+              <w:rPr>
+                <w:b/>
+                <w:bCs/>
+              </w:rPr>
+              <w:t>Hybride</w:t>
+            </w:r>
+            <w:proofErr w:type="spellEnd"/>
+          </w:p>
+        </w:tc>
+        <w:tc>
+          <w:tcPr>
+            <w:tcW w:w="0" w:type="auto"/>
+            <w:hideMark/>
+          </w:tcPr>
+          <w:p>
+            <w:pPr>
+              <w:spacing w:after="160" w:line="278" w:lineRule="auto"/>
+              <w:rPr>
+                <w:b/>
+                <w:bCs/>
+              </w:rPr>
+            </w:pPr>
+            <w:proofErr w:type="spellStart"/>
+            <w:r>
+              <w:rPr>
+                <w:b/>
+                <w:bCs/>
+              </w:rPr>
+              <w:t>Bénéfice</w:t>
+            </w:r>
+            <w:proofErr w:type="spellEnd"/>
+            <w:r>
+              <w:rPr>
+                <w:b/>
+                <w:bCs/>
+              </w:rPr>
+              <w:t xml:space="preserve"> </w:t>
+            </w:r>
+            <w:proofErr w:type="spellStart"/>
+            <w:r>
+              <w:rPr>
+                <w:b/>
+                <w:bCs/>
+              </w:rPr>
+              <w:t>obtenu</w:t>
+            </w:r>
+            <w:proofErr w:type="spellEnd"/>
+          </w:p>
+        </w:tc>
+      </w:tr>
+      <w:tr>
+        <w:tc>
+          <w:tcPr>
+            <w:tcW w:w="0" w:type="auto"/>
+            <w:hideMark/>
+          </w:tcPr>
+          <w:p>
+            <w:pPr>
+              <w:spacing w:after="160" w:line="278" w:lineRule="auto"/>
+            </w:pPr>
+            <w:proofErr w:type="spellStart"/>
+            <w:r>
+              <w:t>Seuil</w:t>
+            </w:r>
+            <w:proofErr w:type="spellEnd"/>
+            <w:r>
+              <w:t xml:space="preserve"> fixe (</w:t>
+            </w:r>
+            <w:proofErr w:type="spellStart"/>
+            <w:r>
+              <w:t>minsup</w:t>
+            </w:r>
+            <w:proofErr w:type="spellEnd"/>
+            <w:r>
+              <w:t>)</w:t>
+            </w:r>
+          </w:p>
+        </w:tc>
+        <w:tc>
+          <w:tcPr>
+            <w:tcW w:w="0" w:type="auto"/>
+            <w:hideMark/>
+          </w:tcPr>
+          <w:p>
+            <w:pPr>
+              <w:spacing w:after="160" w:line="278" w:lineRule="auto"/>
+              <w:rPr>
+                <w:lang w:val="fr-FR"/>
+              </w:rPr>
+            </w:pPr>
+            <w:proofErr w:type="spellStart"/>
+            <w:r>
+              <w:rPr>
+                <w:lang w:val="fr-FR"/>
+              </w:rPr>
+              <w:t>Minsup</w:t>
+            </w:r>
+            <w:proofErr w:type="spellEnd"/>
+            <w:r>
+              <w:rPr>
+                <w:lang w:val="fr-FR"/>
+              </w:rPr>
+              <w:t xml:space="preserve"> adaptatif + MIS par item</w:t>
+            </w:r>
+          </w:p>
+        </w:tc>
+        <w:tc>
+          <w:tcPr>
+            <w:tcW w:w="0" w:type="auto"/>
+            <w:hideMark/>
+          </w:tcPr>
+          <w:p>
+            <w:pPr>
+              <w:spacing w:after="160" w:line="278" w:lineRule="auto"/>
+            </w:pPr>
+            <w:proofErr w:type="spellStart"/>
+            <w:r>
+              <w:t>Meilleure</w:t>
+            </w:r>
+            <w:proofErr w:type="spellEnd"/>
+            <w:r>
+              <w:t xml:space="preserve"> adaptation aux données</w:t>
+            </w:r>
+          </w:p>
+        </w:tc>
+      </w:tr>
+      <w:tr>
+        <w:tc>
+          <w:tcPr>
+            <w:tcW w:w="0" w:type="auto"/>
+            <w:hideMark/>
+          </w:tcPr>
+          <w:p>
+            <w:pPr>
+              <w:spacing w:after="160" w:line="278" w:lineRule="auto"/>
+              <w:rPr>
+                <w:lang w:val="fr-FR"/>
+              </w:rPr>
+            </w:pPr>
+            <w:r>
+              <w:rPr>
+                <w:lang w:val="fr-FR"/>
+              </w:rPr>
+              <w:t>Traitement égal des items rares et fréquents</w:t>
+            </w:r>
+          </w:p>
+        </w:tc>
+        <w:tc>
+          <w:tcPr>
+            <w:tcW w:w="0" w:type="auto"/>
+            <w:hideMark/>
+          </w:tcPr>
+          <w:p>
+            <w:pPr>
+              <w:spacing w:after="160" w:line="278" w:lineRule="auto"/>
+            </w:pPr>
+            <w:r>
+              <w:t xml:space="preserve">Support Minimum </w:t>
+            </w:r>
+            <w:proofErr w:type="spellStart"/>
+            <w:r>
+              <w:t>Individuel</w:t>
+            </w:r>
+            <w:proofErr w:type="spellEnd"/>
+            <w:r>
+              <w:t xml:space="preserve"> (MIS)</w:t>
+            </w:r>
+          </w:p>
+        </w:tc>
+        <w:tc>
+          <w:tcPr>
+            <w:tcW w:w="0" w:type="auto"/>
+            <w:hideMark/>
+          </w:tcPr>
+          <w:p>
+            <w:pPr>
+              <w:spacing w:after="160" w:line="278" w:lineRule="auto"/>
+              <w:rPr>
+                <w:lang w:val="fr-FR"/>
+              </w:rPr>
+            </w:pPr>
+            <w:r>
+              <w:rPr>
+                <w:lang w:val="fr-FR"/>
+              </w:rPr>
+              <w:t>Découverte de motifs rares utiles</w:t>
+            </w:r>
+          </w:p>
+        </w:tc>
+      </w:tr>
+      <w:tr>
+        <w:tc>
+          <w:tcPr>
+            <w:tcW w:w="0" w:type="auto"/>
+            <w:hideMark/>
+          </w:tcPr>
+          <w:p>
+            <w:pPr>
+              <w:spacing w:after="160" w:line="278" w:lineRule="auto"/>
+              <w:rPr>
+                <w:lang w:val="fr-FR"/>
+              </w:rPr>
+            </w:pPr>
+            <w:r>
+              <w:rPr>
+                <w:lang w:val="fr-FR"/>
+              </w:rPr>
+              <w:t xml:space="preserve">Élimination trop rapide des </w:t>
+            </w:r>
+            <w:proofErr w:type="spellStart"/>
+            <w:r>
+              <w:rPr>
+                <w:lang w:val="fr-FR"/>
+              </w:rPr>
+              <w:t>itemsets</w:t>
+            </w:r>
+            <w:proofErr w:type="spellEnd"/>
+            <w:r>
+              <w:rPr>
+                <w:lang w:val="fr-FR"/>
+              </w:rPr>
+              <w:t xml:space="preserve"> longs</w:t>
+            </w:r>
+          </w:p>
+        </w:tc>
+        <w:tc>
+          <w:tcPr>
+            <w:tcW w:w="0" w:type="auto"/>
+            <w:hideMark/>
+          </w:tcPr>
+          <w:p>
+            <w:pPr>
+              <w:spacing w:after="160" w:line="278" w:lineRule="auto"/>
+              <w:rPr>
+                <w:lang w:val="fr-FR"/>
+              </w:rPr>
+            </w:pPr>
+            <w:r>
+              <w:rPr>
+                <w:lang w:val="fr-FR"/>
+              </w:rPr>
+              <w:t xml:space="preserve">Diminution progressive du </w:t>
+            </w:r>
+            <w:proofErr w:type="spellStart"/>
+            <w:r>
+              <w:rPr>
+                <w:lang w:val="fr-FR"/>
+              </w:rPr>
+              <w:t>minsup</w:t>
+            </w:r>
+            <w:proofErr w:type="spellEnd"/>
+            <w:r>
+              <w:rPr>
+                <w:lang w:val="fr-FR"/>
+              </w:rPr>
+              <w:t xml:space="preserve"> avec k</w:t>
+            </w:r>
+          </w:p>
+        </w:tc>
+        <w:tc>
+          <w:tcPr>
+            <w:tcW w:w="0" w:type="auto"/>
+            <w:hideMark/>
+          </w:tcPr>
+          <w:p>
+            <w:pPr>
+              <w:spacing w:after="160" w:line="278" w:lineRule="auto"/>
+              <w:rPr>
+                <w:lang w:val="fr-FR"/>
+              </w:rPr>
+            </w:pPr>
+            <w:r>
+              <w:rPr>
+                <w:lang w:val="fr-FR"/>
+              </w:rPr>
+              <w:t>Meilleure extraction de règles longues</w:t>
+            </w:r>
+          </w:p>
+        </w:tc>
+      </w:tr>
+      <w:tr>
+        <w:tc>
+          <w:tcPr>
+            <w:tcW w:w="0" w:type="auto"/>
+            <w:hideMark/>
+          </w:tcPr>
+          <w:p>
+            <w:pPr>
+              <w:spacing w:after="160" w:line="278" w:lineRule="auto"/>
+              <w:rPr>
+                <w:lang w:val="fr-FR"/>
+              </w:rPr>
+            </w:pPr>
+            <w:r>
+              <w:rPr>
+                <w:lang w:val="fr-FR"/>
+              </w:rPr>
+              <w:t>Explosion du nombre de candidats</w:t>
+            </w:r>
+          </w:p>
+        </w:tc>
+        <w:tc>
+          <w:tcPr>
+            <w:tcW w:w="0" w:type="auto"/>
+            <w:hideMark/>
+          </w:tcPr>
+          <w:p>
+            <w:pPr>
+              <w:spacing w:after="160" w:line="278" w:lineRule="auto"/>
+              <w:rPr>
+                <w:lang w:val="fr-FR"/>
+              </w:rPr>
+            </w:pPr>
+            <w:r>
+              <w:rPr>
+                <w:lang w:val="fr-FR"/>
+              </w:rPr>
+              <w:t>Meilleure taille initiale + diminution dégressive</w:t>
+            </w:r>
+          </w:p>
+        </w:tc>
+        <w:tc>
+          <w:tcPr>
+            <w:tcW w:w="0" w:type="auto"/>
+            <w:hideMark/>
+          </w:tcPr>
+          <w:p>
+            <w:pPr>
+              <w:spacing w:after="160" w:line="278" w:lineRule="auto"/>
+              <w:rPr>
+                <w:lang w:val="fr-FR"/>
+              </w:rPr>
+            </w:pPr>
+            <w:r>
+              <w:rPr>
+                <w:lang w:val="fr-FR"/>
+              </w:rPr>
+              <w:t>Réduction du temps et de la mémoire</w:t>
+            </w:r>
+          </w:p>
+        </w:tc>
+      </w:tr>
+      <w:tr>
+        <w:tc>
+          <w:tcPr>
+            <w:tcW w:w="0" w:type="auto"/>
+            <w:hideMark/>
+          </w:tcPr>
+          <w:p>
+            <w:pPr>
+              <w:spacing w:after="160" w:line="278" w:lineRule="auto"/>
+              <w:rPr>
+                <w:lang w:val="fr-FR"/>
+              </w:rPr>
+            </w:pPr>
+            <w:r>
+              <w:rPr>
+                <w:lang w:val="fr-FR"/>
+              </w:rPr>
+              <w:t xml:space="preserve">Choix manuel difficile du </w:t>
+            </w:r>
+            <w:proofErr w:type="spellStart"/>
+            <w:r>
+              <w:rPr>
+                <w:lang w:val="fr-FR"/>
+              </w:rPr>
+              <w:t>minsup</w:t>
+            </w:r>
+            <w:proofErr w:type="spellEnd"/>
+          </w:p>
+        </w:tc>
+        <w:tc>
+          <w:tcPr>
+            <w:tcW w:w="0" w:type="auto"/>
+            <w:hideMark/>
+          </w:tcPr>
+          <w:p>
+            <w:pPr>
+              <w:spacing w:after="160" w:line="278" w:lineRule="auto"/>
+              <w:rPr>
+                <w:lang w:val="fr-FR"/>
+              </w:rPr>
+            </w:pPr>
+            <w:r>
+              <w:rPr>
+                <w:lang w:val="fr-FR"/>
+              </w:rPr>
+              <w:t xml:space="preserve">Calcul automatique du </w:t>
+            </w:r>
+            <w:proofErr w:type="spellStart"/>
+            <w:r>
+              <w:rPr>
+                <w:lang w:val="fr-FR"/>
+              </w:rPr>
+              <w:t>minsup</w:t>
+            </w:r>
+            <w:proofErr w:type="spellEnd"/>
+            <w:r>
+              <w:rPr>
+                <w:lang w:val="fr-FR"/>
+              </w:rPr>
+              <w:t xml:space="preserve"> initial</w:t>
+            </w:r>
+          </w:p>
+        </w:tc>
+        <w:tc>
+          <w:tcPr>
+            <w:tcW w:w="0" w:type="auto"/>
+            <w:hideMark/>
+          </w:tcPr>
+          <w:p>
+            <w:pPr>
+              <w:spacing w:after="160" w:line="278" w:lineRule="auto"/>
+            </w:pPr>
+            <w:proofErr w:type="spellStart"/>
+            <w:r>
+              <w:t>Moins</w:t>
+            </w:r>
+            <w:proofErr w:type="spellEnd"/>
+            <w:r>
+              <w:t xml:space="preserve"> de </w:t>
+            </w:r>
+            <w:proofErr w:type="spellStart"/>
+            <w:r>
+              <w:t>paramétrage</w:t>
+            </w:r>
+            <w:proofErr w:type="spellEnd"/>
+            <w:r>
+              <w:t xml:space="preserve"> </w:t>
+            </w:r>
+            <w:proofErr w:type="spellStart"/>
+            <w:r>
+              <w:t>manuel</w:t>
+            </w:r>
+            <w:proofErr w:type="spellEnd"/>
+          </w:p>
+        </w:tc>
+      </w:tr>
+    </w:tbl>
+    <w:p>
+      <w:pPr>
+        <w:rPr>
+          <w:lang w:val="fr-FR"/>
+        </w:rPr>
+      </w:pPr>
+    </w:p>
+    <w:p>
+      <w:pPr>
+        <w:rPr>
+          <w:lang w:val="fr-FR"/>
+        </w:rPr>
+      </w:pPr>
+    </w:p>
+    <w:p>
+      <w:pPr>
+        <w:pStyle w:val="Paragraphedeliste"/>
+        <w:numPr>
+          <w:ilvl w:val="0"/>
+          <w:numId w:val="1"/>
+        </w:numPr>
+        <w:rPr>
+          <w:rFonts w:ascii="Times New Roman" w:hAnsi="Times New Roman"/>
+          <w:b/>
+          <w:iCs/>
+          <w:color w:val="538135" w:themeColor="accent6" w:themeShade="BF"/>
+          <w:sz w:val="32"/>
+          <w:lang w:val="fr-FR"/>
+        </w:rPr>
+      </w:pPr>
+      <w:r>
+        <w:rPr>
+          <w:rStyle w:val="Accentuationintense"/>
+          <w:lang w:val="fr-FR"/>
+        </w:rPr>
+        <w:t>Résultats Obtenus</w:t>
+      </w:r>
+    </w:p>
+    <w:p>
+      <w:pPr>
+        <w:rPr>
+          <w:lang w:val="fr-FR"/>
+        </w:rPr>
+      </w:pPr>
+      <w:r>
+        <w:rPr>
+          <w:lang w:val="fr-FR"/>
+        </w:rPr>
+        <w:t>Sur le jeu de données `user_behavior_dataset_cleaned.csv` (701 transactions, 40 items) :</w:t>
+      </w:r>
+    </w:p>
+    <w:p>
+      <w:pPr>
+        <w:rPr>
+          <w:lang w:val="fr-FR"/>
+        </w:rPr>
+      </w:pPr>
+      <w:r>
+        <w:rPr>
+          <w:lang w:val="fr-FR"/>
+        </w:rPr>
+        <w:t>- Nombre d’</w:t>
+      </w:r>
+      <w:proofErr w:type="spellStart"/>
+      <w:r>
+        <w:rPr>
+          <w:lang w:val="fr-FR"/>
+        </w:rPr>
         <w:t>itemsets</w:t>
       </w:r>
       <w:proofErr w:type="spellEnd"/>
       <w:r>
-        <w:t xml:space="preserve"> and strong rules (with confidence ≥ 0.7).</w:t>
-      </w:r>
-    </w:p>
-    <w:p/>
-    <w:p>
-      <w:r>
-        <w:t xml:space="preserve">When I ran it, the program automatically chose a starting </w:t>
+        <w:rPr>
+          <w:lang w:val="fr-FR"/>
+        </w:rPr>
+        <w:t xml:space="preserve"> fréquents trouvés : 142</w:t>
+      </w:r>
+    </w:p>
+    <w:p>
+      <w:pPr>
+        <w:rPr>
+          <w:lang w:val="fr-FR"/>
+        </w:rPr>
+      </w:pPr>
+      <w:r>
+        <w:rPr>
+          <w:lang w:val="fr-FR"/>
+        </w:rPr>
+        <w:lastRenderedPageBreak/>
+        <w:t>- Nombre de règles d’association générées : 788</w:t>
+      </w:r>
+    </w:p>
+    <w:p>
+      <w:pPr>
+        <w:rPr>
+          <w:lang w:val="fr-FR"/>
+        </w:rPr>
+      </w:pPr>
+      <w:r>
+        <w:rPr>
+          <w:lang w:val="fr-FR"/>
+        </w:rPr>
+        <w:t xml:space="preserve">- Temps d’exécution : </w:t>
+      </w:r>
+      <w:r>
+        <w:rPr>
+          <w:lang w:val="fr-FR"/>
+        </w:rPr>
+        <w:t>0.0519 seconds</w:t>
+      </w:r>
+    </w:p>
+    <w:p>
+      <w:r>
+        <w:t xml:space="preserve">- </w:t>
       </w:r>
       <w:proofErr w:type="spellStart"/>
       <w:r>
+        <w:t>Mémoire</w:t>
+      </w:r>
+      <w:proofErr w:type="spellEnd"/>
+      <w:r>
+        <w:t xml:space="preserve"> </w:t>
+      </w:r>
+      <w:proofErr w:type="spellStart"/>
+      <w:proofErr w:type="gramStart"/>
+      <w:r>
+        <w:t>utilisée</w:t>
+      </w:r>
+      <w:proofErr w:type="spellEnd"/>
+      <w:r>
+        <w:t xml:space="preserve"> :</w:t>
+      </w:r>
+      <w:proofErr w:type="gramEnd"/>
+      <w:r>
+        <w:t xml:space="preserve"> </w:t>
+      </w:r>
+      <w:r>
+        <w:t>"</w:t>
+      </w:r>
+      <w:proofErr w:type="spellStart"/>
+      <w:r>
+        <w:t>memory_used_mb</w:t>
+      </w:r>
+      <w:proofErr w:type="spellEnd"/>
+      <w:r>
+        <w:t>": 0.07,"peak_memory_mb": 123.05,</w:t>
+      </w:r>
+    </w:p>
+    <w:p>
+      <w:pPr>
+        <w:rPr>
+          <w:lang w:val="fr-FR"/>
+        </w:rPr>
+      </w:pPr>
+      <w:r>
+        <w:rPr>
+          <w:lang w:val="fr-FR"/>
+        </w:rPr>
+        <w:t>Les règles les plus fortes montrent des associations très cohérentes (exemple : Beaucoup d’apps → Comportement intensif avec confiance = 1.0 et lift élevé).</w:t>
+      </w:r>
+    </w:p>
+    <w:p>
+      <w:pPr>
+        <w:pStyle w:val="Paragraphedeliste"/>
+        <w:numPr>
+          <w:ilvl w:val="0"/>
+          <w:numId w:val="1"/>
+        </w:numPr>
+        <w:rPr>
+          <w:rFonts w:ascii="Times New Roman" w:hAnsi="Times New Roman"/>
+          <w:b/>
+          <w:iCs/>
+          <w:color w:val="538135" w:themeColor="accent6" w:themeShade="BF"/>
+          <w:sz w:val="32"/>
+          <w:lang w:val="fr-FR"/>
+        </w:rPr>
+      </w:pPr>
+      <w:r>
+        <w:rPr>
+          <w:rStyle w:val="Accentuationintense"/>
+          <w:lang w:val="fr-FR"/>
+        </w:rPr>
+        <w:t>Conclusion</w:t>
+      </w:r>
+    </w:p>
+    <w:p>
+      <w:pPr>
+        <w:rPr>
+          <w:lang w:val="fr-FR"/>
+        </w:rPr>
+      </w:pPr>
+      <w:r>
+        <w:rPr>
+          <w:lang w:val="fr-FR"/>
+        </w:rPr>
+        <w:t>L’Apriori Hybride que nous avons développé surpasse clairement la version classique en termes de flexibilité, qualité des résultats et adaptation aux données réelles. Les trois améliorations (</w:t>
+      </w:r>
+      <w:proofErr w:type="spellStart"/>
+      <w:r>
+        <w:rPr>
+          <w:lang w:val="fr-FR"/>
+        </w:rPr>
         <w:t>minsup</w:t>
       </w:r>
       <w:proofErr w:type="spellEnd"/>
       <w:r>
-        <w:t xml:space="preserve"> around 0.22–0.25 (depending on the data), and it generated a good number of rules. Some strong rules I saw were similar to </w:t>
-      </w:r>
-      <w:r>
-        <w:lastRenderedPageBreak/>
-        <w:t xml:space="preserve">before, like “Beaucoup </w:t>
-      </w:r>
-      <w:proofErr w:type="spellStart"/>
-      <w:r>
-        <w:t>d’apps</w:t>
-      </w:r>
-      <w:proofErr w:type="spellEnd"/>
-      <w:r>
-        <w:t>” → “</w:t>
-      </w:r>
-      <w:proofErr w:type="spellStart"/>
-      <w:r>
-        <w:t>Comportement</w:t>
-      </w:r>
-      <w:proofErr w:type="spellEnd"/>
-      <w:r>
-        <w:t xml:space="preserve"> </w:t>
-      </w:r>
-      <w:proofErr w:type="spellStart"/>
-      <w:r>
-        <w:t>intensif</w:t>
-      </w:r>
-      <w:proofErr w:type="spellEnd"/>
-      <w:r>
-        <w:t>” with confidence 1.0, but the hybrid version also found some new combinations involving rarer items.</w:t>
-      </w:r>
-    </w:p>
-    <w:p/>
-    <w:p>
-      <w:r>
-        <w:t>I also added simple visualizations: a scatter plot of support vs confidence, histograms, top items, and a lift heatmap.</w:t>
-      </w:r>
-    </w:p>
-    <w:p/>
-    <w:p>
-      <w:r>
-        <w:t>Overall, I learned that:</w:t>
-      </w:r>
-    </w:p>
-    <w:p>
-      <w:r>
-        <w:t xml:space="preserve">- One fixed </w:t>
-      </w:r>
-      <w:proofErr w:type="spellStart"/>
-      <w:r>
-        <w:t>minsup</w:t>
-      </w:r>
-      <w:proofErr w:type="spellEnd"/>
-      <w:r>
-        <w:t xml:space="preserve"> is often too simple for real data.</w:t>
-      </w:r>
-    </w:p>
-    <w:p>
-      <w:r>
-        <w:t>- Combining adaptive, per-item, and degressive approaches makes the algorithm more flexible and smarter.</w:t>
-      </w:r>
-    </w:p>
-    <w:p>
-      <w:r>
-        <w:t>- The hybrid version feels more suitable for this user behavior dataset because some features are very common while others are rare.</w:t>
-      </w:r>
-    </w:p>
-    <w:p/>
-    <w:p>
-      <w:r>
-        <w:t>This was a good exercise to understand how we can improve basic algorithms by mixing different techniques.</w:t>
-      </w:r>
-    </w:p>
-    <w:p/>
-    <w:p/>
+        <w:rPr>
+          <w:lang w:val="fr-FR"/>
+        </w:rPr>
+        <w:t xml:space="preserve"> adaptatif, MIS, et diminution dégressive) permettent de résoudre les principaux défauts de l’algorithme original tout en gardant sa logique de base.</w:t>
+      </w:r>
+    </w:p>
+    <w:p>
+      <w:pPr>
+        <w:rPr>
+          <w:lang w:val="fr-FR"/>
+        </w:rPr>
+      </w:pPr>
+      <w:r>
+        <w:rPr>
+          <w:lang w:val="fr-FR"/>
+        </w:rPr>
+        <w:t>Cette approche est particulièrement utile pour l’analyse du comportement utilisateur comme dans ce projet.</w:t>
+      </w:r>
+    </w:p>
+    <w:p>
+      <w:pPr>
+        <w:rPr>
+          <w:lang w:val="fr-FR"/>
+        </w:rPr>
+      </w:pPr>
+    </w:p>
     <w:sectPr>
+      <w:headerReference w:type="even" r:id="rId7"/>
+      <w:headerReference w:type="default" r:id="rId8"/>
+      <w:footerReference w:type="even" r:id="rId9"/>
+      <w:footerReference w:type="default" r:id="rId10"/>
+      <w:headerReference w:type="first" r:id="rId11"/>
+      <w:footerReference w:type="first" r:id="rId12"/>
       <w:pgSz w:w="12240" w:h="15840"/>
       <w:pgMar w:top="1440" w:right="1440" w:bottom="1440" w:left="1440" w:header="720" w:footer="720" w:gutter="0"/>
       <w:cols w:space="720"/>
@@ -247,6 +2348,1261 @@
     </w:sectPr>
   </w:body>
 </w:document>
+</file>
+
+<file path=word/endnotes.xml><?xml version="1.0" encoding="utf-8"?>
+<w:endnotes xmlns:wpc="http://schemas.microsoft.com/office/word/2010/wordprocessingCanvas" xmlns:cx="http://schemas.microsoft.com/office/drawing/2014/chartex" xmlns:cx1="http://schemas.microsoft.com/office/drawing/2015/9/8/chartex" xmlns:cx2="http://schemas.microsoft.com/office/drawing/2015/10/21/chartex" xmlns:cx3="http://schemas.microsoft.com/office/drawing/2016/5/9/chartex" xmlns:cx4="http://schemas.microsoft.com/office/drawing/2016/5/10/chartex" xmlns:cx5="http://schemas.microsoft.com/office/drawing/2016/5/11/chartex" xmlns:cx6="http://schemas.microsoft.com/office/drawing/2016/5/12/chartex" xmlns:cx7="http://schemas.microsoft.com/office/drawing/2016/5/13/chartex" xmlns:cx8="http://schemas.microsoft.com/office/drawing/2016/5/14/chartex" xmlns:mc="http://schemas.openxmlformats.org/markup-compatibility/2006" xmlns:aink="http://schemas.microsoft.com/office/drawing/2016/ink" xmlns:am3d="http://schemas.microsoft.com/office/drawing/2017/model3d" xmlns:o="urn:schemas-microsoft-com:office:office" xmlns:oel="http://schemas.microsoft.com/office/2019/extlst" xmlns:r="http://schemas.openxmlformats.org/officeDocument/2006/relationships" xmlns:m="http://schemas.openxmlformats.org/officeDocument/2006/math" xmlns:v="urn:schemas-microsoft-com:vml" xmlns:wp14="http://schemas.microsoft.com/office/word/2010/wordprocessingDrawing" xmlns:wp="http://schemas.openxmlformats.org/drawingml/2006/wordprocessingDrawing" xmlns:w10="urn:schemas-microsoft-com:office:word" xmlns:w="http://schemas.openxmlformats.org/wordprocessingml/2006/main" xmlns:w14="http://schemas.microsoft.com/office/word/2010/wordml" xmlns:w15="http://schemas.microsoft.com/office/word/2012/wordml" xmlns:w16cex="http://schemas.microsoft.com/office/word/2018/wordml/cex" xmlns:w16cid="http://schemas.microsoft.com/office/word/2016/wordml/cid" xmlns:w16="http://schemas.microsoft.com/office/word/2018/wordml" xmlns:w16du="http://schemas.microsoft.com/office/word/2023/wordml/word16du" xmlns:w16sdtdh="http://schemas.microsoft.com/office/word/2020/wordml/sdtdatahash" xmlns:w16sdtfl="http://schemas.microsoft.com/office/word/2024/wordml/sdtformatlock" xmlns:w16se="http://schemas.microsoft.com/office/word/2015/wordml/symex" xmlns:wpg="http://schemas.microsoft.com/office/word/2010/wordprocessingGroup" xmlns:wpi="http://schemas.microsoft.com/office/word/2010/wordprocessingInk" xmlns:wne="http://schemas.microsoft.com/office/word/2006/wordml" xmlns:wps="http://schemas.microsoft.com/office/word/2010/wordprocessingShape" mc:Ignorable="w14 w15 w16se w16cid w16 w16cex w16sdtdh w16sdtfl w16du wp14">
+  <w:endnote w:type="separator" w:id="-1">
+    <w:p>
+      <w:pPr>
+        <w:spacing w:after="0" w:line="240" w:lineRule="auto"/>
+      </w:pPr>
+      <w:r>
+        <w:separator/>
+      </w:r>
+    </w:p>
+  </w:endnote>
+  <w:endnote w:type="continuationSeparator" w:id="0">
+    <w:p>
+      <w:pPr>
+        <w:spacing w:after="0" w:line="240" w:lineRule="auto"/>
+      </w:pPr>
+      <w:r>
+        <w:continuationSeparator/>
+      </w:r>
+    </w:p>
+  </w:endnote>
+</w:endnotes>
+</file>
+
+<file path=word/footer1.xml><?xml version="1.0" encoding="utf-8"?>
+<w:ftr xmlns:wpc="http://schemas.microsoft.com/office/word/2010/wordprocessingCanvas" xmlns:cx="http://schemas.microsoft.com/office/drawing/2014/chartex" xmlns:cx1="http://schemas.microsoft.com/office/drawing/2015/9/8/chartex" xmlns:cx2="http://schemas.microsoft.com/office/drawing/2015/10/21/chartex" xmlns:cx3="http://schemas.microsoft.com/office/drawing/2016/5/9/chartex" xmlns:cx4="http://schemas.microsoft.com/office/drawing/2016/5/10/chartex" xmlns:cx5="http://schemas.microsoft.com/office/drawing/2016/5/11/chartex" xmlns:cx6="http://schemas.microsoft.com/office/drawing/2016/5/12/chartex" xmlns:cx7="http://schemas.microsoft.com/office/drawing/2016/5/13/chartex" xmlns:cx8="http://schemas.microsoft.com/office/drawing/2016/5/14/chartex" xmlns:mc="http://schemas.openxmlformats.org/markup-compatibility/2006" xmlns:aink="http://schemas.microsoft.com/office/drawing/2016/ink" xmlns:am3d="http://schemas.microsoft.com/office/drawing/2017/model3d" xmlns:o="urn:schemas-microsoft-com:office:office" xmlns:oel="http://schemas.microsoft.com/office/2019/extlst" xmlns:r="http://schemas.openxmlformats.org/officeDocument/2006/relationships" xmlns:m="http://schemas.openxmlformats.org/officeDocument/2006/math" xmlns:v="urn:schemas-microsoft-com:vml" xmlns:wp14="http://schemas.microsoft.com/office/word/2010/wordprocessingDrawing" xmlns:wp="http://schemas.openxmlformats.org/drawingml/2006/wordprocessingDrawing" xmlns:w10="urn:schemas-microsoft-com:office:word" xmlns:w="http://schemas.openxmlformats.org/wordprocessingml/2006/main" xmlns:w14="http://schemas.microsoft.com/office/word/2010/wordml" xmlns:w15="http://schemas.microsoft.com/office/word/2012/wordml" xmlns:w16cex="http://schemas.microsoft.com/office/word/2018/wordml/cex" xmlns:w16cid="http://schemas.microsoft.com/office/word/2016/wordml/cid" xmlns:w16="http://schemas.microsoft.com/office/word/2018/wordml" xmlns:w16du="http://schemas.microsoft.com/office/word/2023/wordml/word16du" xmlns:w16sdtdh="http://schemas.microsoft.com/office/word/2020/wordml/sdtdatahash" xmlns:w16sdtfl="http://schemas.microsoft.com/office/word/2024/wordml/sdtformatlock" xmlns:w16se="http://schemas.microsoft.com/office/word/2015/wordml/symex" xmlns:wpg="http://schemas.microsoft.com/office/word/2010/wordprocessingGroup" xmlns:wpi="http://schemas.microsoft.com/office/word/2010/wordprocessingInk" xmlns:wne="http://schemas.microsoft.com/office/word/2006/wordml" xmlns:wps="http://schemas.microsoft.com/office/word/2010/wordprocessingShape" mc:Ignorable="w14 w15 w16se w16cid w16 w16cex w16sdtdh w16sdtfl w16du wp14">
+  <w:p>
+    <w:pPr>
+      <w:pStyle w:val="Pieddepage"/>
+    </w:pPr>
+  </w:p>
+</w:ftr>
+</file>
+
+<file path=word/footer2.xml><?xml version="1.0" encoding="utf-8"?>
+<w:ftr xmlns:wpc="http://schemas.microsoft.com/office/word/2010/wordprocessingCanvas" xmlns:cx="http://schemas.microsoft.com/office/drawing/2014/chartex" xmlns:cx1="http://schemas.microsoft.com/office/drawing/2015/9/8/chartex" xmlns:cx2="http://schemas.microsoft.com/office/drawing/2015/10/21/chartex" xmlns:cx3="http://schemas.microsoft.com/office/drawing/2016/5/9/chartex" xmlns:cx4="http://schemas.microsoft.com/office/drawing/2016/5/10/chartex" xmlns:cx5="http://schemas.microsoft.com/office/drawing/2016/5/11/chartex" xmlns:cx6="http://schemas.microsoft.com/office/drawing/2016/5/12/chartex" xmlns:cx7="http://schemas.microsoft.com/office/drawing/2016/5/13/chartex" xmlns:cx8="http://schemas.microsoft.com/office/drawing/2016/5/14/chartex" xmlns:mc="http://schemas.openxmlformats.org/markup-compatibility/2006" xmlns:aink="http://schemas.microsoft.com/office/drawing/2016/ink" xmlns:am3d="http://schemas.microsoft.com/office/drawing/2017/model3d" xmlns:o="urn:schemas-microsoft-com:office:office" xmlns:oel="http://schemas.microsoft.com/office/2019/extlst" xmlns:r="http://schemas.openxmlformats.org/officeDocument/2006/relationships" xmlns:m="http://schemas.openxmlformats.org/officeDocument/2006/math" xmlns:v="urn:schemas-microsoft-com:vml" xmlns:wp14="http://schemas.microsoft.com/office/word/2010/wordprocessingDrawing" xmlns:wp="http://schemas.openxmlformats.org/drawingml/2006/wordprocessingDrawing" xmlns:w10="urn:schemas-microsoft-com:office:word" xmlns:w="http://schemas.openxmlformats.org/wordprocessingml/2006/main" xmlns:w14="http://schemas.microsoft.com/office/word/2010/wordml" xmlns:w15="http://schemas.microsoft.com/office/word/2012/wordml" xmlns:w16cex="http://schemas.microsoft.com/office/word/2018/wordml/cex" xmlns:w16cid="http://schemas.microsoft.com/office/word/2016/wordml/cid" xmlns:w16="http://schemas.microsoft.com/office/word/2018/wordml" xmlns:w16du="http://schemas.microsoft.com/office/word/2023/wordml/word16du" xmlns:w16sdtdh="http://schemas.microsoft.com/office/word/2020/wordml/sdtdatahash" xmlns:w16sdtfl="http://schemas.microsoft.com/office/word/2024/wordml/sdtformatlock" xmlns:w16se="http://schemas.microsoft.com/office/word/2015/wordml/symex" xmlns:wpg="http://schemas.microsoft.com/office/word/2010/wordprocessingGroup" xmlns:wpi="http://schemas.microsoft.com/office/word/2010/wordprocessingInk" xmlns:wne="http://schemas.microsoft.com/office/word/2006/wordml" xmlns:wps="http://schemas.microsoft.com/office/word/2010/wordprocessingShape" mc:Ignorable="w14 w15 w16se w16cid w16 w16cex w16sdtdh w16sdtfl w16du wp14">
+  <w:p>
+    <w:pPr>
+      <w:pStyle w:val="Pieddepage"/>
+    </w:pPr>
+  </w:p>
+</w:ftr>
+</file>
+
+<file path=word/footer3.xml><?xml version="1.0" encoding="utf-8"?>
+<w:ftr xmlns:wpc="http://schemas.microsoft.com/office/word/2010/wordprocessingCanvas" xmlns:cx="http://schemas.microsoft.com/office/drawing/2014/chartex" xmlns:cx1="http://schemas.microsoft.com/office/drawing/2015/9/8/chartex" xmlns:cx2="http://schemas.microsoft.com/office/drawing/2015/10/21/chartex" xmlns:cx3="http://schemas.microsoft.com/office/drawing/2016/5/9/chartex" xmlns:cx4="http://schemas.microsoft.com/office/drawing/2016/5/10/chartex" xmlns:cx5="http://schemas.microsoft.com/office/drawing/2016/5/11/chartex" xmlns:cx6="http://schemas.microsoft.com/office/drawing/2016/5/12/chartex" xmlns:cx7="http://schemas.microsoft.com/office/drawing/2016/5/13/chartex" xmlns:cx8="http://schemas.microsoft.com/office/drawing/2016/5/14/chartex" xmlns:mc="http://schemas.openxmlformats.org/markup-compatibility/2006" xmlns:aink="http://schemas.microsoft.com/office/drawing/2016/ink" xmlns:am3d="http://schemas.microsoft.com/office/drawing/2017/model3d" xmlns:o="urn:schemas-microsoft-com:office:office" xmlns:oel="http://schemas.microsoft.com/office/2019/extlst" xmlns:r="http://schemas.openxmlformats.org/officeDocument/2006/relationships" xmlns:m="http://schemas.openxmlformats.org/officeDocument/2006/math" xmlns:v="urn:schemas-microsoft-com:vml" xmlns:wp14="http://schemas.microsoft.com/office/word/2010/wordprocessingDrawing" xmlns:wp="http://schemas.openxmlformats.org/drawingml/2006/wordprocessingDrawing" xmlns:w10="urn:schemas-microsoft-com:office:word" xmlns:w="http://schemas.openxmlformats.org/wordprocessingml/2006/main" xmlns:w14="http://schemas.microsoft.com/office/word/2010/wordml" xmlns:w15="http://schemas.microsoft.com/office/word/2012/wordml" xmlns:w16cex="http://schemas.microsoft.com/office/word/2018/wordml/cex" xmlns:w16cid="http://schemas.microsoft.com/office/word/2016/wordml/cid" xmlns:w16="http://schemas.microsoft.com/office/word/2018/wordml" xmlns:w16du="http://schemas.microsoft.com/office/word/2023/wordml/word16du" xmlns:w16sdtdh="http://schemas.microsoft.com/office/word/2020/wordml/sdtdatahash" xmlns:w16sdtfl="http://schemas.microsoft.com/office/word/2024/wordml/sdtformatlock" xmlns:w16se="http://schemas.microsoft.com/office/word/2015/wordml/symex" xmlns:wpg="http://schemas.microsoft.com/office/word/2010/wordprocessingGroup" xmlns:wpi="http://schemas.microsoft.com/office/word/2010/wordprocessingInk" xmlns:wne="http://schemas.microsoft.com/office/word/2006/wordml" xmlns:wps="http://schemas.microsoft.com/office/word/2010/wordprocessingShape" mc:Ignorable="w14 w15 w16se w16cid w16 w16cex w16sdtdh w16sdtfl w16du wp14">
+  <w:p>
+    <w:pPr>
+      <w:pStyle w:val="Pieddepage"/>
+    </w:pPr>
+  </w:p>
+</w:ftr>
+</file>
+
+<file path=word/footnotes.xml><?xml version="1.0" encoding="utf-8"?>
+<w:footnotes xmlns:wpc="http://schemas.microsoft.com/office/word/2010/wordprocessingCanvas" xmlns:cx="http://schemas.microsoft.com/office/drawing/2014/chartex" xmlns:cx1="http://schemas.microsoft.com/office/drawing/2015/9/8/chartex" xmlns:cx2="http://schemas.microsoft.com/office/drawing/2015/10/21/chartex" xmlns:cx3="http://schemas.microsoft.com/office/drawing/2016/5/9/chartex" xmlns:cx4="http://schemas.microsoft.com/office/drawing/2016/5/10/chartex" xmlns:cx5="http://schemas.microsoft.com/office/drawing/2016/5/11/chartex" xmlns:cx6="http://schemas.microsoft.com/office/drawing/2016/5/12/chartex" xmlns:cx7="http://schemas.microsoft.com/office/drawing/2016/5/13/chartex" xmlns:cx8="http://schemas.microsoft.com/office/drawing/2016/5/14/chartex" xmlns:mc="http://schemas.openxmlformats.org/markup-compatibility/2006" xmlns:aink="http://schemas.microsoft.com/office/drawing/2016/ink" xmlns:am3d="http://schemas.microsoft.com/office/drawing/2017/model3d" xmlns:o="urn:schemas-microsoft-com:office:office" xmlns:oel="http://schemas.microsoft.com/office/2019/extlst" xmlns:r="http://schemas.openxmlformats.org/officeDocument/2006/relationships" xmlns:m="http://schemas.openxmlformats.org/officeDocument/2006/math" xmlns:v="urn:schemas-microsoft-com:vml" xmlns:wp14="http://schemas.microsoft.com/office/word/2010/wordprocessingDrawing" xmlns:wp="http://schemas.openxmlformats.org/drawingml/2006/wordprocessingDrawing" xmlns:w10="urn:schemas-microsoft-com:office:word" xmlns:w="http://schemas.openxmlformats.org/wordprocessingml/2006/main" xmlns:w14="http://schemas.microsoft.com/office/word/2010/wordml" xmlns:w15="http://schemas.microsoft.com/office/word/2012/wordml" xmlns:w16cex="http://schemas.microsoft.com/office/word/2018/wordml/cex" xmlns:w16cid="http://schemas.microsoft.com/office/word/2016/wordml/cid" xmlns:w16="http://schemas.microsoft.com/office/word/2018/wordml" xmlns:w16du="http://schemas.microsoft.com/office/word/2023/wordml/word16du" xmlns:w16sdtdh="http://schemas.microsoft.com/office/word/2020/wordml/sdtdatahash" xmlns:w16sdtfl="http://schemas.microsoft.com/office/word/2024/wordml/sdtformatlock" xmlns:w16se="http://schemas.microsoft.com/office/word/2015/wordml/symex" xmlns:wpg="http://schemas.microsoft.com/office/word/2010/wordprocessingGroup" xmlns:wpi="http://schemas.microsoft.com/office/word/2010/wordprocessingInk" xmlns:wne="http://schemas.microsoft.com/office/word/2006/wordml" xmlns:wps="http://schemas.microsoft.com/office/word/2010/wordprocessingShape" mc:Ignorable="w14 w15 w16se w16cid w16 w16cex w16sdtdh w16sdtfl w16du wp14">
+  <w:footnote w:type="separator" w:id="-1">
+    <w:p>
+      <w:pPr>
+        <w:spacing w:after="0" w:line="240" w:lineRule="auto"/>
+      </w:pPr>
+      <w:r>
+        <w:separator/>
+      </w:r>
+    </w:p>
+  </w:footnote>
+  <w:footnote w:type="continuationSeparator" w:id="0">
+    <w:p>
+      <w:pPr>
+        <w:spacing w:after="0" w:line="240" w:lineRule="auto"/>
+      </w:pPr>
+      <w:r>
+        <w:continuationSeparator/>
+      </w:r>
+    </w:p>
+  </w:footnote>
+</w:footnotes>
+</file>
+
+<file path=word/header1.xml><?xml version="1.0" encoding="utf-8"?>
+<w:hdr xmlns:wpc="http://schemas.microsoft.com/office/word/2010/wordprocessingCanvas" xmlns:cx="http://schemas.microsoft.com/office/drawing/2014/chartex" xmlns:cx1="http://schemas.microsoft.com/office/drawing/2015/9/8/chartex" xmlns:cx2="http://schemas.microsoft.com/office/drawing/2015/10/21/chartex" xmlns:cx3="http://schemas.microsoft.com/office/drawing/2016/5/9/chartex" xmlns:cx4="http://schemas.microsoft.com/office/drawing/2016/5/10/chartex" xmlns:cx5="http://schemas.microsoft.com/office/drawing/2016/5/11/chartex" xmlns:cx6="http://schemas.microsoft.com/office/drawing/2016/5/12/chartex" xmlns:cx7="http://schemas.microsoft.com/office/drawing/2016/5/13/chartex" xmlns:cx8="http://schemas.microsoft.com/office/drawing/2016/5/14/chartex" xmlns:mc="http://schemas.openxmlformats.org/markup-compatibility/2006" xmlns:aink="http://schemas.microsoft.com/office/drawing/2016/ink" xmlns:am3d="http://schemas.microsoft.com/office/drawing/2017/model3d" xmlns:o="urn:schemas-microsoft-com:office:office" xmlns:oel="http://schemas.microsoft.com/office/2019/extlst" xmlns:r="http://schemas.openxmlformats.org/officeDocument/2006/relationships" xmlns:m="http://schemas.openxmlformats.org/officeDocument/2006/math" xmlns:v="urn:schemas-microsoft-com:vml" xmlns:wp14="http://schemas.microsoft.com/office/word/2010/wordprocessingDrawing" xmlns:wp="http://schemas.openxmlformats.org/drawingml/2006/wordprocessingDrawing" xmlns:w10="urn:schemas-microsoft-com:office:word" xmlns:w="http://schemas.openxmlformats.org/wordprocessingml/2006/main" xmlns:w14="http://schemas.microsoft.com/office/word/2010/wordml" xmlns:w15="http://schemas.microsoft.com/office/word/2012/wordml" xmlns:w16cex="http://schemas.microsoft.com/office/word/2018/wordml/cex" xmlns:w16cid="http://schemas.microsoft.com/office/word/2016/wordml/cid" xmlns:w16="http://schemas.microsoft.com/office/word/2018/wordml" xmlns:w16du="http://schemas.microsoft.com/office/word/2023/wordml/word16du" xmlns:w16sdtdh="http://schemas.microsoft.com/office/word/2020/wordml/sdtdatahash" xmlns:w16sdtfl="http://schemas.microsoft.com/office/word/2024/wordml/sdtformatlock" xmlns:w16se="http://schemas.microsoft.com/office/word/2015/wordml/symex" xmlns:wpg="http://schemas.microsoft.com/office/word/2010/wordprocessingGroup" xmlns:wpi="http://schemas.microsoft.com/office/word/2010/wordprocessingInk" xmlns:wne="http://schemas.microsoft.com/office/word/2006/wordml" xmlns:wps="http://schemas.microsoft.com/office/word/2010/wordprocessingShape" mc:Ignorable="w14 w15 w16se w16cid w16 w16cex w16sdtdh w16sdtfl w16du wp14">
+  <w:p>
+    <w:pPr>
+      <w:pStyle w:val="En-tte"/>
+    </w:pPr>
+  </w:p>
+</w:hdr>
+</file>
+
+<file path=word/header2.xml><?xml version="1.0" encoding="utf-8"?>
+<w:hdr xmlns:wpc="http://schemas.microsoft.com/office/word/2010/wordprocessingCanvas" xmlns:cx="http://schemas.microsoft.com/office/drawing/2014/chartex" xmlns:cx1="http://schemas.microsoft.com/office/drawing/2015/9/8/chartex" xmlns:cx2="http://schemas.microsoft.com/office/drawing/2015/10/21/chartex" xmlns:cx3="http://schemas.microsoft.com/office/drawing/2016/5/9/chartex" xmlns:cx4="http://schemas.microsoft.com/office/drawing/2016/5/10/chartex" xmlns:cx5="http://schemas.microsoft.com/office/drawing/2016/5/11/chartex" xmlns:cx6="http://schemas.microsoft.com/office/drawing/2016/5/12/chartex" xmlns:cx7="http://schemas.microsoft.com/office/drawing/2016/5/13/chartex" xmlns:cx8="http://schemas.microsoft.com/office/drawing/2016/5/14/chartex" xmlns:mc="http://schemas.openxmlformats.org/markup-compatibility/2006" xmlns:aink="http://schemas.microsoft.com/office/drawing/2016/ink" xmlns:am3d="http://schemas.microsoft.com/office/drawing/2017/model3d" xmlns:o="urn:schemas-microsoft-com:office:office" xmlns:oel="http://schemas.microsoft.com/office/2019/extlst" xmlns:r="http://schemas.openxmlformats.org/officeDocument/2006/relationships" xmlns:m="http://schemas.openxmlformats.org/officeDocument/2006/math" xmlns:v="urn:schemas-microsoft-com:vml" xmlns:wp14="http://schemas.microsoft.com/office/word/2010/wordprocessingDrawing" xmlns:wp="http://schemas.openxmlformats.org/drawingml/2006/wordprocessingDrawing" xmlns:w10="urn:schemas-microsoft-com:office:word" xmlns:w="http://schemas.openxmlformats.org/wordprocessingml/2006/main" xmlns:w14="http://schemas.microsoft.com/office/word/2010/wordml" xmlns:w15="http://schemas.microsoft.com/office/word/2012/wordml" xmlns:w16cex="http://schemas.microsoft.com/office/word/2018/wordml/cex" xmlns:w16cid="http://schemas.microsoft.com/office/word/2016/wordml/cid" xmlns:w16="http://schemas.microsoft.com/office/word/2018/wordml" xmlns:w16du="http://schemas.microsoft.com/office/word/2023/wordml/word16du" xmlns:w16sdtdh="http://schemas.microsoft.com/office/word/2020/wordml/sdtdatahash" xmlns:w16sdtfl="http://schemas.microsoft.com/office/word/2024/wordml/sdtformatlock" xmlns:w16se="http://schemas.microsoft.com/office/word/2015/wordml/symex" xmlns:wpg="http://schemas.microsoft.com/office/word/2010/wordprocessingGroup" xmlns:wpi="http://schemas.microsoft.com/office/word/2010/wordprocessingInk" xmlns:wne="http://schemas.microsoft.com/office/word/2006/wordml" xmlns:wps="http://schemas.microsoft.com/office/word/2010/wordprocessingShape" mc:Ignorable="w14 w15 w16se w16cid w16 w16cex w16sdtdh w16sdtfl w16du wp14">
+  <w:p>
+    <w:pPr>
+      <w:rPr>
+        <w:b/>
+        <w:bCs/>
+        <w:sz w:val="20"/>
+        <w:szCs w:val="20"/>
+        <w:lang w:val="fr-FR"/>
+      </w:rPr>
+    </w:pPr>
+    <w:r>
+      <w:rPr>
+        <w:b/>
+        <w:bCs/>
+        <w:sz w:val="20"/>
+        <w:szCs w:val="20"/>
+        <w:lang w:val="fr-FR"/>
+      </w:rPr>
+      <w:t xml:space="preserve">Etudiants : Abdesselam Meriem Et Sellami </w:t>
+    </w:r>
+    <w:r>
+      <w:rPr>
+        <w:b/>
+        <w:bCs/>
+        <w:sz w:val="20"/>
+        <w:szCs w:val="20"/>
+        <w:lang w:val="fr-FR"/>
+      </w:rPr>
+      <w:t>M</w:t>
+    </w:r>
+    <w:r>
+      <w:rPr>
+        <w:b/>
+        <w:bCs/>
+        <w:sz w:val="20"/>
+        <w:szCs w:val="20"/>
+        <w:lang w:val="fr-FR"/>
+      </w:rPr>
+      <w:t xml:space="preserve">ohamed Amine   </w:t>
+    </w:r>
+  </w:p>
+  <w:p>
+    <w:pPr>
+      <w:pStyle w:val="En-tte"/>
+      <w:rPr>
+        <w:b/>
+        <w:bCs/>
+        <w:sz w:val="20"/>
+        <w:szCs w:val="20"/>
+        <w:lang w:val="fr-FR"/>
+      </w:rPr>
+    </w:pPr>
+    <w:r>
+      <w:rPr>
+        <w:b/>
+        <w:bCs/>
+        <w:sz w:val="20"/>
+        <w:szCs w:val="20"/>
+        <w:lang w:val="fr-FR"/>
+      </w:rPr>
+      <w:t>Date : 09 Avril 2026</w:t>
+    </w:r>
+  </w:p>
+  <w:p>
+    <w:pPr>
+      <w:pStyle w:val="En-tte"/>
+      <w:rPr>
+        <w:b/>
+        <w:bCs/>
+        <w:sz w:val="20"/>
+        <w:szCs w:val="20"/>
+        <w:lang w:val="fr-FR"/>
+      </w:rPr>
+    </w:pPr>
+  </w:p>
+</w:hdr>
+</file>
+
+<file path=word/header3.xml><?xml version="1.0" encoding="utf-8"?>
+<w:hdr xmlns:wpc="http://schemas.microsoft.com/office/word/2010/wordprocessingCanvas" xmlns:cx="http://schemas.microsoft.com/office/drawing/2014/chartex" xmlns:cx1="http://schemas.microsoft.com/office/drawing/2015/9/8/chartex" xmlns:cx2="http://schemas.microsoft.com/office/drawing/2015/10/21/chartex" xmlns:cx3="http://schemas.microsoft.com/office/drawing/2016/5/9/chartex" xmlns:cx4="http://schemas.microsoft.com/office/drawing/2016/5/10/chartex" xmlns:cx5="http://schemas.microsoft.com/office/drawing/2016/5/11/chartex" xmlns:cx6="http://schemas.microsoft.com/office/drawing/2016/5/12/chartex" xmlns:cx7="http://schemas.microsoft.com/office/drawing/2016/5/13/chartex" xmlns:cx8="http://schemas.microsoft.com/office/drawing/2016/5/14/chartex" xmlns:mc="http://schemas.openxmlformats.org/markup-compatibility/2006" xmlns:aink="http://schemas.microsoft.com/office/drawing/2016/ink" xmlns:am3d="http://schemas.microsoft.com/office/drawing/2017/model3d" xmlns:o="urn:schemas-microsoft-com:office:office" xmlns:oel="http://schemas.microsoft.com/office/2019/extlst" xmlns:r="http://schemas.openxmlformats.org/officeDocument/2006/relationships" xmlns:m="http://schemas.openxmlformats.org/officeDocument/2006/math" xmlns:v="urn:schemas-microsoft-com:vml" xmlns:wp14="http://schemas.microsoft.com/office/word/2010/wordprocessingDrawing" xmlns:wp="http://schemas.openxmlformats.org/drawingml/2006/wordprocessingDrawing" xmlns:w10="urn:schemas-microsoft-com:office:word" xmlns:w="http://schemas.openxmlformats.org/wordprocessingml/2006/main" xmlns:w14="http://schemas.microsoft.com/office/word/2010/wordml" xmlns:w15="http://schemas.microsoft.com/office/word/2012/wordml" xmlns:w16cex="http://schemas.microsoft.com/office/word/2018/wordml/cex" xmlns:w16cid="http://schemas.microsoft.com/office/word/2016/wordml/cid" xmlns:w16="http://schemas.microsoft.com/office/word/2018/wordml" xmlns:w16du="http://schemas.microsoft.com/office/word/2023/wordml/word16du" xmlns:w16sdtdh="http://schemas.microsoft.com/office/word/2020/wordml/sdtdatahash" xmlns:w16sdtfl="http://schemas.microsoft.com/office/word/2024/wordml/sdtformatlock" xmlns:w16se="http://schemas.microsoft.com/office/word/2015/wordml/symex" xmlns:wpg="http://schemas.microsoft.com/office/word/2010/wordprocessingGroup" xmlns:wpi="http://schemas.microsoft.com/office/word/2010/wordprocessingInk" xmlns:wne="http://schemas.microsoft.com/office/word/2006/wordml" xmlns:wps="http://schemas.microsoft.com/office/word/2010/wordprocessingShape" mc:Ignorable="w14 w15 w16se w16cid w16 w16cex w16sdtdh w16sdtfl w16du wp14">
+  <w:p>
+    <w:pPr>
+      <w:pStyle w:val="En-tte"/>
+    </w:pPr>
+  </w:p>
+</w:hdr>
+</file>
+
+<file path=word/numbering.xml><?xml version="1.0" encoding="utf-8"?>
+<w:numbering xmlns:wpc="http://schemas.microsoft.com/office/word/2010/wordprocessingCanvas" xmlns:cx="http://schemas.microsoft.com/office/drawing/2014/chartex" xmlns:cx1="http://schemas.microsoft.com/office/drawing/2015/9/8/chartex" xmlns:cx2="http://schemas.microsoft.com/office/drawing/2015/10/21/chartex" xmlns:cx3="http://schemas.microsoft.com/office/drawing/2016/5/9/chartex" xmlns:cx4="http://schemas.microsoft.com/office/drawing/2016/5/10/chartex" xmlns:cx5="http://schemas.microsoft.com/office/drawing/2016/5/11/chartex" xmlns:cx6="http://schemas.microsoft.com/office/drawing/2016/5/12/chartex" xmlns:cx7="http://schemas.microsoft.com/office/drawing/2016/5/13/chartex" xmlns:cx8="http://schemas.microsoft.com/office/drawing/2016/5/14/chartex" xmlns:mc="http://schemas.openxmlformats.org/markup-compatibility/2006" xmlns:aink="http://schemas.microsoft.com/office/drawing/2016/ink" xmlns:am3d="http://schemas.microsoft.com/office/drawing/2017/model3d" xmlns:o="urn:schemas-microsoft-com:office:office" xmlns:oel="http://schemas.microsoft.com/office/2019/extlst" xmlns:r="http://schemas.openxmlformats.org/officeDocument/2006/relationships" xmlns:m="http://schemas.openxmlformats.org/officeDocument/2006/math" xmlns:v="urn:schemas-microsoft-com:vml" xmlns:wp14="http://schemas.microsoft.com/office/word/2010/wordprocessingDrawing" xmlns:wp="http://schemas.openxmlformats.org/drawingml/2006/wordprocessingDrawing" xmlns:w10="urn:schemas-microsoft-com:office:word" xmlns:w="http://schemas.openxmlformats.org/wordprocessingml/2006/main" xmlns:w14="http://schemas.microsoft.com/office/word/2010/wordml" xmlns:w15="http://schemas.microsoft.com/office/word/2012/wordml" xmlns:w16cex="http://schemas.microsoft.com/office/word/2018/wordml/cex" xmlns:w16cid="http://schemas.microsoft.com/office/word/2016/wordml/cid" xmlns:w16="http://schemas.microsoft.com/office/word/2018/wordml" xmlns:w16du="http://schemas.microsoft.com/office/word/2023/wordml/word16du" xmlns:w16sdtdh="http://schemas.microsoft.com/office/word/2020/wordml/sdtdatahash" xmlns:w16sdtfl="http://schemas.microsoft.com/office/word/2024/wordml/sdtformatlock" xmlns:w16se="http://schemas.microsoft.com/office/word/2015/wordml/symex" xmlns:wpg="http://schemas.microsoft.com/office/word/2010/wordprocessingGroup" xmlns:wpi="http://schemas.microsoft.com/office/word/2010/wordprocessingInk" xmlns:wne="http://schemas.microsoft.com/office/word/2006/wordml" xmlns:wps="http://schemas.microsoft.com/office/word/2010/wordprocessingShape" mc:Ignorable="w14 w15 w16se w16cid w16 w16cex w16sdtdh w16sdtfl w16du wp14">
+  <w:abstractNum w:abstractNumId="0" w15:restartNumberingAfterBreak="0">
+    <w:nsid w:val="1AB961A4"/>
+    <w:multiLevelType w:val="hybridMultilevel"/>
+    <w:tmpl w:val="9E964C94"/>
+    <w:lvl w:ilvl="0" w:tplc="0409000F">
+      <w:start w:val="1"/>
+      <w:numFmt w:val="decimal"/>
+      <w:lvlText w:val="%1."/>
+      <w:lvlJc w:val="left"/>
+      <w:pPr>
+        <w:ind w:left="720" w:hanging="360"/>
+      </w:pPr>
+    </w:lvl>
+    <w:lvl w:ilvl="1" w:tplc="04090019" w:tentative="1">
+      <w:start w:val="1"/>
+      <w:numFmt w:val="lowerLetter"/>
+      <w:lvlText w:val="%2."/>
+      <w:lvlJc w:val="left"/>
+      <w:pPr>
+        <w:ind w:left="1440" w:hanging="360"/>
+      </w:pPr>
+    </w:lvl>
+    <w:lvl w:ilvl="2" w:tplc="0409001B" w:tentative="1">
+      <w:start w:val="1"/>
+      <w:numFmt w:val="lowerRoman"/>
+      <w:lvlText w:val="%3."/>
+      <w:lvlJc w:val="right"/>
+      <w:pPr>
+        <w:ind w:left="2160" w:hanging="180"/>
+      </w:pPr>
+    </w:lvl>
+    <w:lvl w:ilvl="3" w:tplc="0409000F" w:tentative="1">
+      <w:start w:val="1"/>
+      <w:numFmt w:val="decimal"/>
+      <w:lvlText w:val="%4."/>
+      <w:lvlJc w:val="left"/>
+      <w:pPr>
+        <w:ind w:left="2880" w:hanging="360"/>
+      </w:pPr>
+    </w:lvl>
+    <w:lvl w:ilvl="4" w:tplc="04090019" w:tentative="1">
+      <w:start w:val="1"/>
+      <w:numFmt w:val="lowerLetter"/>
+      <w:lvlText w:val="%5."/>
+      <w:lvlJc w:val="left"/>
+      <w:pPr>
+        <w:ind w:left="3600" w:hanging="360"/>
+      </w:pPr>
+    </w:lvl>
+    <w:lvl w:ilvl="5" w:tplc="0409001B" w:tentative="1">
+      <w:start w:val="1"/>
+      <w:numFmt w:val="lowerRoman"/>
+      <w:lvlText w:val="%6."/>
+      <w:lvlJc w:val="right"/>
+      <w:pPr>
+        <w:ind w:left="4320" w:hanging="180"/>
+      </w:pPr>
+    </w:lvl>
+    <w:lvl w:ilvl="6" w:tplc="0409000F" w:tentative="1">
+      <w:start w:val="1"/>
+      <w:numFmt w:val="decimal"/>
+      <w:lvlText w:val="%7."/>
+      <w:lvlJc w:val="left"/>
+      <w:pPr>
+        <w:ind w:left="5040" w:hanging="360"/>
+      </w:pPr>
+    </w:lvl>
+    <w:lvl w:ilvl="7" w:tplc="04090019" w:tentative="1">
+      <w:start w:val="1"/>
+      <w:numFmt w:val="lowerLetter"/>
+      <w:lvlText w:val="%8."/>
+      <w:lvlJc w:val="left"/>
+      <w:pPr>
+        <w:ind w:left="5760" w:hanging="360"/>
+      </w:pPr>
+    </w:lvl>
+    <w:lvl w:ilvl="8" w:tplc="0409001B" w:tentative="1">
+      <w:start w:val="1"/>
+      <w:numFmt w:val="lowerRoman"/>
+      <w:lvlText w:val="%9."/>
+      <w:lvlJc w:val="right"/>
+      <w:pPr>
+        <w:ind w:left="6480" w:hanging="180"/>
+      </w:pPr>
+    </w:lvl>
+  </w:abstractNum>
+  <w:abstractNum w:abstractNumId="1" w15:restartNumberingAfterBreak="0">
+    <w:nsid w:val="1F484000"/>
+    <w:multiLevelType w:val="hybridMultilevel"/>
+    <w:tmpl w:val="1C8EBCD8"/>
+    <w:lvl w:ilvl="0" w:tplc="04090019">
+      <w:start w:val="1"/>
+      <w:numFmt w:val="lowerLetter"/>
+      <w:lvlText w:val="%1."/>
+      <w:lvlJc w:val="left"/>
+      <w:pPr>
+        <w:ind w:left="720" w:hanging="360"/>
+      </w:pPr>
+    </w:lvl>
+    <w:lvl w:ilvl="1" w:tplc="04090019" w:tentative="1">
+      <w:start w:val="1"/>
+      <w:numFmt w:val="lowerLetter"/>
+      <w:lvlText w:val="%2."/>
+      <w:lvlJc w:val="left"/>
+      <w:pPr>
+        <w:ind w:left="1440" w:hanging="360"/>
+      </w:pPr>
+    </w:lvl>
+    <w:lvl w:ilvl="2" w:tplc="0409001B" w:tentative="1">
+      <w:start w:val="1"/>
+      <w:numFmt w:val="lowerRoman"/>
+      <w:lvlText w:val="%3."/>
+      <w:lvlJc w:val="right"/>
+      <w:pPr>
+        <w:ind w:left="2160" w:hanging="180"/>
+      </w:pPr>
+    </w:lvl>
+    <w:lvl w:ilvl="3" w:tplc="0409000F" w:tentative="1">
+      <w:start w:val="1"/>
+      <w:numFmt w:val="decimal"/>
+      <w:lvlText w:val="%4."/>
+      <w:lvlJc w:val="left"/>
+      <w:pPr>
+        <w:ind w:left="2880" w:hanging="360"/>
+      </w:pPr>
+    </w:lvl>
+    <w:lvl w:ilvl="4" w:tplc="04090019" w:tentative="1">
+      <w:start w:val="1"/>
+      <w:numFmt w:val="lowerLetter"/>
+      <w:lvlText w:val="%5."/>
+      <w:lvlJc w:val="left"/>
+      <w:pPr>
+        <w:ind w:left="3600" w:hanging="360"/>
+      </w:pPr>
+    </w:lvl>
+    <w:lvl w:ilvl="5" w:tplc="0409001B" w:tentative="1">
+      <w:start w:val="1"/>
+      <w:numFmt w:val="lowerRoman"/>
+      <w:lvlText w:val="%6."/>
+      <w:lvlJc w:val="right"/>
+      <w:pPr>
+        <w:ind w:left="4320" w:hanging="180"/>
+      </w:pPr>
+    </w:lvl>
+    <w:lvl w:ilvl="6" w:tplc="0409000F" w:tentative="1">
+      <w:start w:val="1"/>
+      <w:numFmt w:val="decimal"/>
+      <w:lvlText w:val="%7."/>
+      <w:lvlJc w:val="left"/>
+      <w:pPr>
+        <w:ind w:left="5040" w:hanging="360"/>
+      </w:pPr>
+    </w:lvl>
+    <w:lvl w:ilvl="7" w:tplc="04090019" w:tentative="1">
+      <w:start w:val="1"/>
+      <w:numFmt w:val="lowerLetter"/>
+      <w:lvlText w:val="%8."/>
+      <w:lvlJc w:val="left"/>
+      <w:pPr>
+        <w:ind w:left="5760" w:hanging="360"/>
+      </w:pPr>
+    </w:lvl>
+    <w:lvl w:ilvl="8" w:tplc="0409001B" w:tentative="1">
+      <w:start w:val="1"/>
+      <w:numFmt w:val="lowerRoman"/>
+      <w:lvlText w:val="%9."/>
+      <w:lvlJc w:val="right"/>
+      <w:pPr>
+        <w:ind w:left="6480" w:hanging="180"/>
+      </w:pPr>
+    </w:lvl>
+  </w:abstractNum>
+  <w:abstractNum w:abstractNumId="2" w15:restartNumberingAfterBreak="0">
+    <w:nsid w:val="381C53ED"/>
+    <w:multiLevelType w:val="hybridMultilevel"/>
+    <w:tmpl w:val="F08CB844"/>
+    <w:lvl w:ilvl="0" w:tplc="7014173E">
+      <w:numFmt w:val="bullet"/>
+      <w:lvlText w:val="-"/>
+      <w:lvlJc w:val="left"/>
+      <w:pPr>
+        <w:ind w:left="720" w:hanging="360"/>
+      </w:pPr>
+      <w:rPr>
+        <w:rFonts w:ascii="Calibri" w:eastAsiaTheme="minorHAnsi" w:hAnsi="Calibri" w:cs="Calibri" w:hint="default"/>
+      </w:rPr>
+    </w:lvl>
+    <w:lvl w:ilvl="1" w:tplc="04090003" w:tentative="1">
+      <w:start w:val="1"/>
+      <w:numFmt w:val="bullet"/>
+      <w:lvlText w:val="o"/>
+      <w:lvlJc w:val="left"/>
+      <w:pPr>
+        <w:ind w:left="1440" w:hanging="360"/>
+      </w:pPr>
+      <w:rPr>
+        <w:rFonts w:ascii="Courier New" w:hAnsi="Courier New" w:cs="Courier New" w:hint="default"/>
+      </w:rPr>
+    </w:lvl>
+    <w:lvl w:ilvl="2" w:tplc="04090005" w:tentative="1">
+      <w:start w:val="1"/>
+      <w:numFmt w:val="bullet"/>
+      <w:lvlText w:val=""/>
+      <w:lvlJc w:val="left"/>
+      <w:pPr>
+        <w:ind w:left="2160" w:hanging="360"/>
+      </w:pPr>
+      <w:rPr>
+        <w:rFonts w:ascii="Wingdings" w:hAnsi="Wingdings" w:hint="default"/>
+      </w:rPr>
+    </w:lvl>
+    <w:lvl w:ilvl="3" w:tplc="04090001" w:tentative="1">
+      <w:start w:val="1"/>
+      <w:numFmt w:val="bullet"/>
+      <w:lvlText w:val=""/>
+      <w:lvlJc w:val="left"/>
+      <w:pPr>
+        <w:ind w:left="2880" w:hanging="360"/>
+      </w:pPr>
+      <w:rPr>
+        <w:rFonts w:ascii="Symbol" w:hAnsi="Symbol" w:hint="default"/>
+      </w:rPr>
+    </w:lvl>
+    <w:lvl w:ilvl="4" w:tplc="04090003" w:tentative="1">
+      <w:start w:val="1"/>
+      <w:numFmt w:val="bullet"/>
+      <w:lvlText w:val="o"/>
+      <w:lvlJc w:val="left"/>
+      <w:pPr>
+        <w:ind w:left="3600" w:hanging="360"/>
+      </w:pPr>
+      <w:rPr>
+        <w:rFonts w:ascii="Courier New" w:hAnsi="Courier New" w:cs="Courier New" w:hint="default"/>
+      </w:rPr>
+    </w:lvl>
+    <w:lvl w:ilvl="5" w:tplc="04090005" w:tentative="1">
+      <w:start w:val="1"/>
+      <w:numFmt w:val="bullet"/>
+      <w:lvlText w:val=""/>
+      <w:lvlJc w:val="left"/>
+      <w:pPr>
+        <w:ind w:left="4320" w:hanging="360"/>
+      </w:pPr>
+      <w:rPr>
+        <w:rFonts w:ascii="Wingdings" w:hAnsi="Wingdings" w:hint="default"/>
+      </w:rPr>
+    </w:lvl>
+    <w:lvl w:ilvl="6" w:tplc="04090001" w:tentative="1">
+      <w:start w:val="1"/>
+      <w:numFmt w:val="bullet"/>
+      <w:lvlText w:val=""/>
+      <w:lvlJc w:val="left"/>
+      <w:pPr>
+        <w:ind w:left="5040" w:hanging="360"/>
+      </w:pPr>
+      <w:rPr>
+        <w:rFonts w:ascii="Symbol" w:hAnsi="Symbol" w:hint="default"/>
+      </w:rPr>
+    </w:lvl>
+    <w:lvl w:ilvl="7" w:tplc="04090003" w:tentative="1">
+      <w:start w:val="1"/>
+      <w:numFmt w:val="bullet"/>
+      <w:lvlText w:val="o"/>
+      <w:lvlJc w:val="left"/>
+      <w:pPr>
+        <w:ind w:left="5760" w:hanging="360"/>
+      </w:pPr>
+      <w:rPr>
+        <w:rFonts w:ascii="Courier New" w:hAnsi="Courier New" w:cs="Courier New" w:hint="default"/>
+      </w:rPr>
+    </w:lvl>
+    <w:lvl w:ilvl="8" w:tplc="04090005" w:tentative="1">
+      <w:start w:val="1"/>
+      <w:numFmt w:val="bullet"/>
+      <w:lvlText w:val=""/>
+      <w:lvlJc w:val="left"/>
+      <w:pPr>
+        <w:ind w:left="6480" w:hanging="360"/>
+      </w:pPr>
+      <w:rPr>
+        <w:rFonts w:ascii="Wingdings" w:hAnsi="Wingdings" w:hint="default"/>
+      </w:rPr>
+    </w:lvl>
+  </w:abstractNum>
+  <w:abstractNum w:abstractNumId="3" w15:restartNumberingAfterBreak="0">
+    <w:nsid w:val="3A7558F6"/>
+    <w:multiLevelType w:val="hybridMultilevel"/>
+    <w:tmpl w:val="0B5885EE"/>
+    <w:lvl w:ilvl="0" w:tplc="04090001">
+      <w:start w:val="1"/>
+      <w:numFmt w:val="bullet"/>
+      <w:lvlText w:val=""/>
+      <w:lvlJc w:val="left"/>
+      <w:pPr>
+        <w:ind w:left="720" w:hanging="360"/>
+      </w:pPr>
+      <w:rPr>
+        <w:rFonts w:ascii="Symbol" w:hAnsi="Symbol" w:hint="default"/>
+      </w:rPr>
+    </w:lvl>
+    <w:lvl w:ilvl="1" w:tplc="04090003" w:tentative="1">
+      <w:start w:val="1"/>
+      <w:numFmt w:val="bullet"/>
+      <w:lvlText w:val="o"/>
+      <w:lvlJc w:val="left"/>
+      <w:pPr>
+        <w:ind w:left="1440" w:hanging="360"/>
+      </w:pPr>
+      <w:rPr>
+        <w:rFonts w:ascii="Courier New" w:hAnsi="Courier New" w:cs="Courier New" w:hint="default"/>
+      </w:rPr>
+    </w:lvl>
+    <w:lvl w:ilvl="2" w:tplc="04090005" w:tentative="1">
+      <w:start w:val="1"/>
+      <w:numFmt w:val="bullet"/>
+      <w:lvlText w:val=""/>
+      <w:lvlJc w:val="left"/>
+      <w:pPr>
+        <w:ind w:left="2160" w:hanging="360"/>
+      </w:pPr>
+      <w:rPr>
+        <w:rFonts w:ascii="Wingdings" w:hAnsi="Wingdings" w:hint="default"/>
+      </w:rPr>
+    </w:lvl>
+    <w:lvl w:ilvl="3" w:tplc="04090001" w:tentative="1">
+      <w:start w:val="1"/>
+      <w:numFmt w:val="bullet"/>
+      <w:lvlText w:val=""/>
+      <w:lvlJc w:val="left"/>
+      <w:pPr>
+        <w:ind w:left="2880" w:hanging="360"/>
+      </w:pPr>
+      <w:rPr>
+        <w:rFonts w:ascii="Symbol" w:hAnsi="Symbol" w:hint="default"/>
+      </w:rPr>
+    </w:lvl>
+    <w:lvl w:ilvl="4" w:tplc="04090003" w:tentative="1">
+      <w:start w:val="1"/>
+      <w:numFmt w:val="bullet"/>
+      <w:lvlText w:val="o"/>
+      <w:lvlJc w:val="left"/>
+      <w:pPr>
+        <w:ind w:left="3600" w:hanging="360"/>
+      </w:pPr>
+      <w:rPr>
+        <w:rFonts w:ascii="Courier New" w:hAnsi="Courier New" w:cs="Courier New" w:hint="default"/>
+      </w:rPr>
+    </w:lvl>
+    <w:lvl w:ilvl="5" w:tplc="04090005" w:tentative="1">
+      <w:start w:val="1"/>
+      <w:numFmt w:val="bullet"/>
+      <w:lvlText w:val=""/>
+      <w:lvlJc w:val="left"/>
+      <w:pPr>
+        <w:ind w:left="4320" w:hanging="360"/>
+      </w:pPr>
+      <w:rPr>
+        <w:rFonts w:ascii="Wingdings" w:hAnsi="Wingdings" w:hint="default"/>
+      </w:rPr>
+    </w:lvl>
+    <w:lvl w:ilvl="6" w:tplc="04090001" w:tentative="1">
+      <w:start w:val="1"/>
+      <w:numFmt w:val="bullet"/>
+      <w:lvlText w:val=""/>
+      <w:lvlJc w:val="left"/>
+      <w:pPr>
+        <w:ind w:left="5040" w:hanging="360"/>
+      </w:pPr>
+      <w:rPr>
+        <w:rFonts w:ascii="Symbol" w:hAnsi="Symbol" w:hint="default"/>
+      </w:rPr>
+    </w:lvl>
+    <w:lvl w:ilvl="7" w:tplc="04090003" w:tentative="1">
+      <w:start w:val="1"/>
+      <w:numFmt w:val="bullet"/>
+      <w:lvlText w:val="o"/>
+      <w:lvlJc w:val="left"/>
+      <w:pPr>
+        <w:ind w:left="5760" w:hanging="360"/>
+      </w:pPr>
+      <w:rPr>
+        <w:rFonts w:ascii="Courier New" w:hAnsi="Courier New" w:cs="Courier New" w:hint="default"/>
+      </w:rPr>
+    </w:lvl>
+    <w:lvl w:ilvl="8" w:tplc="04090005" w:tentative="1">
+      <w:start w:val="1"/>
+      <w:numFmt w:val="bullet"/>
+      <w:lvlText w:val=""/>
+      <w:lvlJc w:val="left"/>
+      <w:pPr>
+        <w:ind w:left="6480" w:hanging="360"/>
+      </w:pPr>
+      <w:rPr>
+        <w:rFonts w:ascii="Wingdings" w:hAnsi="Wingdings" w:hint="default"/>
+      </w:rPr>
+    </w:lvl>
+  </w:abstractNum>
+  <w:abstractNum w:abstractNumId="4" w15:restartNumberingAfterBreak="0">
+    <w:nsid w:val="3F8918E0"/>
+    <w:multiLevelType w:val="multilevel"/>
+    <w:tmpl w:val="058E5F58"/>
+    <w:lvl w:ilvl="0">
+      <w:start w:val="1"/>
+      <w:numFmt w:val="bullet"/>
+      <w:lvlText w:val=""/>
+      <w:lvlJc w:val="left"/>
+      <w:pPr>
+        <w:tabs>
+          <w:tab w:val="num" w:pos="720"/>
+        </w:tabs>
+        <w:ind w:left="720" w:hanging="360"/>
+      </w:pPr>
+      <w:rPr>
+        <w:rFonts w:ascii="Symbol" w:hAnsi="Symbol" w:hint="default"/>
+        <w:sz w:val="20"/>
+      </w:rPr>
+    </w:lvl>
+    <w:lvl w:ilvl="1" w:tentative="1">
+      <w:start w:val="1"/>
+      <w:numFmt w:val="bullet"/>
+      <w:lvlText w:val="o"/>
+      <w:lvlJc w:val="left"/>
+      <w:pPr>
+        <w:tabs>
+          <w:tab w:val="num" w:pos="1440"/>
+        </w:tabs>
+        <w:ind w:left="1440" w:hanging="360"/>
+      </w:pPr>
+      <w:rPr>
+        <w:rFonts w:ascii="Courier New" w:hAnsi="Courier New" w:hint="default"/>
+        <w:sz w:val="20"/>
+      </w:rPr>
+    </w:lvl>
+    <w:lvl w:ilvl="2" w:tentative="1">
+      <w:start w:val="1"/>
+      <w:numFmt w:val="bullet"/>
+      <w:lvlText w:val=""/>
+      <w:lvlJc w:val="left"/>
+      <w:pPr>
+        <w:tabs>
+          <w:tab w:val="num" w:pos="2160"/>
+        </w:tabs>
+        <w:ind w:left="2160" w:hanging="360"/>
+      </w:pPr>
+      <w:rPr>
+        <w:rFonts w:ascii="Wingdings" w:hAnsi="Wingdings" w:hint="default"/>
+        <w:sz w:val="20"/>
+      </w:rPr>
+    </w:lvl>
+    <w:lvl w:ilvl="3" w:tentative="1">
+      <w:start w:val="1"/>
+      <w:numFmt w:val="bullet"/>
+      <w:lvlText w:val=""/>
+      <w:lvlJc w:val="left"/>
+      <w:pPr>
+        <w:tabs>
+          <w:tab w:val="num" w:pos="2880"/>
+        </w:tabs>
+        <w:ind w:left="2880" w:hanging="360"/>
+      </w:pPr>
+      <w:rPr>
+        <w:rFonts w:ascii="Wingdings" w:hAnsi="Wingdings" w:hint="default"/>
+        <w:sz w:val="20"/>
+      </w:rPr>
+    </w:lvl>
+    <w:lvl w:ilvl="4" w:tentative="1">
+      <w:start w:val="1"/>
+      <w:numFmt w:val="bullet"/>
+      <w:lvlText w:val=""/>
+      <w:lvlJc w:val="left"/>
+      <w:pPr>
+        <w:tabs>
+          <w:tab w:val="num" w:pos="3600"/>
+        </w:tabs>
+        <w:ind w:left="3600" w:hanging="360"/>
+      </w:pPr>
+      <w:rPr>
+        <w:rFonts w:ascii="Wingdings" w:hAnsi="Wingdings" w:hint="default"/>
+        <w:sz w:val="20"/>
+      </w:rPr>
+    </w:lvl>
+    <w:lvl w:ilvl="5" w:tentative="1">
+      <w:start w:val="1"/>
+      <w:numFmt w:val="bullet"/>
+      <w:lvlText w:val=""/>
+      <w:lvlJc w:val="left"/>
+      <w:pPr>
+        <w:tabs>
+          <w:tab w:val="num" w:pos="4320"/>
+        </w:tabs>
+        <w:ind w:left="4320" w:hanging="360"/>
+      </w:pPr>
+      <w:rPr>
+        <w:rFonts w:ascii="Wingdings" w:hAnsi="Wingdings" w:hint="default"/>
+        <w:sz w:val="20"/>
+      </w:rPr>
+    </w:lvl>
+    <w:lvl w:ilvl="6" w:tentative="1">
+      <w:start w:val="1"/>
+      <w:numFmt w:val="bullet"/>
+      <w:lvlText w:val=""/>
+      <w:lvlJc w:val="left"/>
+      <w:pPr>
+        <w:tabs>
+          <w:tab w:val="num" w:pos="5040"/>
+        </w:tabs>
+        <w:ind w:left="5040" w:hanging="360"/>
+      </w:pPr>
+      <w:rPr>
+        <w:rFonts w:ascii="Wingdings" w:hAnsi="Wingdings" w:hint="default"/>
+        <w:sz w:val="20"/>
+      </w:rPr>
+    </w:lvl>
+    <w:lvl w:ilvl="7" w:tentative="1">
+      <w:start w:val="1"/>
+      <w:numFmt w:val="bullet"/>
+      <w:lvlText w:val=""/>
+      <w:lvlJc w:val="left"/>
+      <w:pPr>
+        <w:tabs>
+          <w:tab w:val="num" w:pos="5760"/>
+        </w:tabs>
+        <w:ind w:left="5760" w:hanging="360"/>
+      </w:pPr>
+      <w:rPr>
+        <w:rFonts w:ascii="Wingdings" w:hAnsi="Wingdings" w:hint="default"/>
+        <w:sz w:val="20"/>
+      </w:rPr>
+    </w:lvl>
+    <w:lvl w:ilvl="8" w:tentative="1">
+      <w:start w:val="1"/>
+      <w:numFmt w:val="bullet"/>
+      <w:lvlText w:val=""/>
+      <w:lvlJc w:val="left"/>
+      <w:pPr>
+        <w:tabs>
+          <w:tab w:val="num" w:pos="6480"/>
+        </w:tabs>
+        <w:ind w:left="6480" w:hanging="360"/>
+      </w:pPr>
+      <w:rPr>
+        <w:rFonts w:ascii="Wingdings" w:hAnsi="Wingdings" w:hint="default"/>
+        <w:sz w:val="20"/>
+      </w:rPr>
+    </w:lvl>
+  </w:abstractNum>
+  <w:abstractNum w:abstractNumId="5" w15:restartNumberingAfterBreak="0">
+    <w:nsid w:val="4259127C"/>
+    <w:multiLevelType w:val="multilevel"/>
+    <w:tmpl w:val="C23AD072"/>
+    <w:lvl w:ilvl="0">
+      <w:start w:val="1"/>
+      <w:numFmt w:val="bullet"/>
+      <w:lvlText w:val=""/>
+      <w:lvlJc w:val="left"/>
+      <w:pPr>
+        <w:tabs>
+          <w:tab w:val="num" w:pos="720"/>
+        </w:tabs>
+        <w:ind w:left="720" w:hanging="360"/>
+      </w:pPr>
+      <w:rPr>
+        <w:rFonts w:ascii="Symbol" w:hAnsi="Symbol" w:hint="default"/>
+        <w:sz w:val="20"/>
+      </w:rPr>
+    </w:lvl>
+    <w:lvl w:ilvl="1">
+      <w:start w:val="1"/>
+      <w:numFmt w:val="bullet"/>
+      <w:lvlText w:val="o"/>
+      <w:lvlJc w:val="left"/>
+      <w:pPr>
+        <w:tabs>
+          <w:tab w:val="num" w:pos="1440"/>
+        </w:tabs>
+        <w:ind w:left="1440" w:hanging="360"/>
+      </w:pPr>
+      <w:rPr>
+        <w:rFonts w:ascii="Courier New" w:hAnsi="Courier New" w:hint="default"/>
+        <w:sz w:val="20"/>
+      </w:rPr>
+    </w:lvl>
+    <w:lvl w:ilvl="2" w:tentative="1">
+      <w:start w:val="1"/>
+      <w:numFmt w:val="bullet"/>
+      <w:lvlText w:val=""/>
+      <w:lvlJc w:val="left"/>
+      <w:pPr>
+        <w:tabs>
+          <w:tab w:val="num" w:pos="2160"/>
+        </w:tabs>
+        <w:ind w:left="2160" w:hanging="360"/>
+      </w:pPr>
+      <w:rPr>
+        <w:rFonts w:ascii="Wingdings" w:hAnsi="Wingdings" w:hint="default"/>
+        <w:sz w:val="20"/>
+      </w:rPr>
+    </w:lvl>
+    <w:lvl w:ilvl="3" w:tentative="1">
+      <w:start w:val="1"/>
+      <w:numFmt w:val="bullet"/>
+      <w:lvlText w:val=""/>
+      <w:lvlJc w:val="left"/>
+      <w:pPr>
+        <w:tabs>
+          <w:tab w:val="num" w:pos="2880"/>
+        </w:tabs>
+        <w:ind w:left="2880" w:hanging="360"/>
+      </w:pPr>
+      <w:rPr>
+        <w:rFonts w:ascii="Wingdings" w:hAnsi="Wingdings" w:hint="default"/>
+        <w:sz w:val="20"/>
+      </w:rPr>
+    </w:lvl>
+    <w:lvl w:ilvl="4" w:tentative="1">
+      <w:start w:val="1"/>
+      <w:numFmt w:val="bullet"/>
+      <w:lvlText w:val=""/>
+      <w:lvlJc w:val="left"/>
+      <w:pPr>
+        <w:tabs>
+          <w:tab w:val="num" w:pos="3600"/>
+        </w:tabs>
+        <w:ind w:left="3600" w:hanging="360"/>
+      </w:pPr>
+      <w:rPr>
+        <w:rFonts w:ascii="Wingdings" w:hAnsi="Wingdings" w:hint="default"/>
+        <w:sz w:val="20"/>
+      </w:rPr>
+    </w:lvl>
+    <w:lvl w:ilvl="5" w:tentative="1">
+      <w:start w:val="1"/>
+      <w:numFmt w:val="bullet"/>
+      <w:lvlText w:val=""/>
+      <w:lvlJc w:val="left"/>
+      <w:pPr>
+        <w:tabs>
+          <w:tab w:val="num" w:pos="4320"/>
+        </w:tabs>
+        <w:ind w:left="4320" w:hanging="360"/>
+      </w:pPr>
+      <w:rPr>
+        <w:rFonts w:ascii="Wingdings" w:hAnsi="Wingdings" w:hint="default"/>
+        <w:sz w:val="20"/>
+      </w:rPr>
+    </w:lvl>
+    <w:lvl w:ilvl="6" w:tentative="1">
+      <w:start w:val="1"/>
+      <w:numFmt w:val="bullet"/>
+      <w:lvlText w:val=""/>
+      <w:lvlJc w:val="left"/>
+      <w:pPr>
+        <w:tabs>
+          <w:tab w:val="num" w:pos="5040"/>
+        </w:tabs>
+        <w:ind w:left="5040" w:hanging="360"/>
+      </w:pPr>
+      <w:rPr>
+        <w:rFonts w:ascii="Wingdings" w:hAnsi="Wingdings" w:hint="default"/>
+        <w:sz w:val="20"/>
+      </w:rPr>
+    </w:lvl>
+    <w:lvl w:ilvl="7" w:tentative="1">
+      <w:start w:val="1"/>
+      <w:numFmt w:val="bullet"/>
+      <w:lvlText w:val=""/>
+      <w:lvlJc w:val="left"/>
+      <w:pPr>
+        <w:tabs>
+          <w:tab w:val="num" w:pos="5760"/>
+        </w:tabs>
+        <w:ind w:left="5760" w:hanging="360"/>
+      </w:pPr>
+      <w:rPr>
+        <w:rFonts w:ascii="Wingdings" w:hAnsi="Wingdings" w:hint="default"/>
+        <w:sz w:val="20"/>
+      </w:rPr>
+    </w:lvl>
+    <w:lvl w:ilvl="8" w:tentative="1">
+      <w:start w:val="1"/>
+      <w:numFmt w:val="bullet"/>
+      <w:lvlText w:val=""/>
+      <w:lvlJc w:val="left"/>
+      <w:pPr>
+        <w:tabs>
+          <w:tab w:val="num" w:pos="6480"/>
+        </w:tabs>
+        <w:ind w:left="6480" w:hanging="360"/>
+      </w:pPr>
+      <w:rPr>
+        <w:rFonts w:ascii="Wingdings" w:hAnsi="Wingdings" w:hint="default"/>
+        <w:sz w:val="20"/>
+      </w:rPr>
+    </w:lvl>
+  </w:abstractNum>
+  <w:abstractNum w:abstractNumId="6" w15:restartNumberingAfterBreak="0">
+    <w:nsid w:val="50731FA5"/>
+    <w:multiLevelType w:val="hybridMultilevel"/>
+    <w:tmpl w:val="75BE785E"/>
+    <w:lvl w:ilvl="0" w:tplc="04090001">
+      <w:start w:val="1"/>
+      <w:numFmt w:val="bullet"/>
+      <w:lvlText w:val=""/>
+      <w:lvlJc w:val="left"/>
+      <w:pPr>
+        <w:ind w:left="720" w:hanging="360"/>
+      </w:pPr>
+      <w:rPr>
+        <w:rFonts w:ascii="Symbol" w:hAnsi="Symbol" w:hint="default"/>
+      </w:rPr>
+    </w:lvl>
+    <w:lvl w:ilvl="1" w:tplc="04090003" w:tentative="1">
+      <w:start w:val="1"/>
+      <w:numFmt w:val="bullet"/>
+      <w:lvlText w:val="o"/>
+      <w:lvlJc w:val="left"/>
+      <w:pPr>
+        <w:ind w:left="1440" w:hanging="360"/>
+      </w:pPr>
+      <w:rPr>
+        <w:rFonts w:ascii="Courier New" w:hAnsi="Courier New" w:cs="Courier New" w:hint="default"/>
+      </w:rPr>
+    </w:lvl>
+    <w:lvl w:ilvl="2" w:tplc="04090005" w:tentative="1">
+      <w:start w:val="1"/>
+      <w:numFmt w:val="bullet"/>
+      <w:lvlText w:val=""/>
+      <w:lvlJc w:val="left"/>
+      <w:pPr>
+        <w:ind w:left="2160" w:hanging="360"/>
+      </w:pPr>
+      <w:rPr>
+        <w:rFonts w:ascii="Wingdings" w:hAnsi="Wingdings" w:hint="default"/>
+      </w:rPr>
+    </w:lvl>
+    <w:lvl w:ilvl="3" w:tplc="04090001" w:tentative="1">
+      <w:start w:val="1"/>
+      <w:numFmt w:val="bullet"/>
+      <w:lvlText w:val=""/>
+      <w:lvlJc w:val="left"/>
+      <w:pPr>
+        <w:ind w:left="2880" w:hanging="360"/>
+      </w:pPr>
+      <w:rPr>
+        <w:rFonts w:ascii="Symbol" w:hAnsi="Symbol" w:hint="default"/>
+      </w:rPr>
+    </w:lvl>
+    <w:lvl w:ilvl="4" w:tplc="04090003" w:tentative="1">
+      <w:start w:val="1"/>
+      <w:numFmt w:val="bullet"/>
+      <w:lvlText w:val="o"/>
+      <w:lvlJc w:val="left"/>
+      <w:pPr>
+        <w:ind w:left="3600" w:hanging="360"/>
+      </w:pPr>
+      <w:rPr>
+        <w:rFonts w:ascii="Courier New" w:hAnsi="Courier New" w:cs="Courier New" w:hint="default"/>
+      </w:rPr>
+    </w:lvl>
+    <w:lvl w:ilvl="5" w:tplc="04090005" w:tentative="1">
+      <w:start w:val="1"/>
+      <w:numFmt w:val="bullet"/>
+      <w:lvlText w:val=""/>
+      <w:lvlJc w:val="left"/>
+      <w:pPr>
+        <w:ind w:left="4320" w:hanging="360"/>
+      </w:pPr>
+      <w:rPr>
+        <w:rFonts w:ascii="Wingdings" w:hAnsi="Wingdings" w:hint="default"/>
+      </w:rPr>
+    </w:lvl>
+    <w:lvl w:ilvl="6" w:tplc="04090001" w:tentative="1">
+      <w:start w:val="1"/>
+      <w:numFmt w:val="bullet"/>
+      <w:lvlText w:val=""/>
+      <w:lvlJc w:val="left"/>
+      <w:pPr>
+        <w:ind w:left="5040" w:hanging="360"/>
+      </w:pPr>
+      <w:rPr>
+        <w:rFonts w:ascii="Symbol" w:hAnsi="Symbol" w:hint="default"/>
+      </w:rPr>
+    </w:lvl>
+    <w:lvl w:ilvl="7" w:tplc="04090003" w:tentative="1">
+      <w:start w:val="1"/>
+      <w:numFmt w:val="bullet"/>
+      <w:lvlText w:val="o"/>
+      <w:lvlJc w:val="left"/>
+      <w:pPr>
+        <w:ind w:left="5760" w:hanging="360"/>
+      </w:pPr>
+      <w:rPr>
+        <w:rFonts w:ascii="Courier New" w:hAnsi="Courier New" w:cs="Courier New" w:hint="default"/>
+      </w:rPr>
+    </w:lvl>
+    <w:lvl w:ilvl="8" w:tplc="04090005" w:tentative="1">
+      <w:start w:val="1"/>
+      <w:numFmt w:val="bullet"/>
+      <w:lvlText w:val=""/>
+      <w:lvlJc w:val="left"/>
+      <w:pPr>
+        <w:ind w:left="6480" w:hanging="360"/>
+      </w:pPr>
+      <w:rPr>
+        <w:rFonts w:ascii="Wingdings" w:hAnsi="Wingdings" w:hint="default"/>
+      </w:rPr>
+    </w:lvl>
+  </w:abstractNum>
+  <w:abstractNum w:abstractNumId="7" w15:restartNumberingAfterBreak="0">
+    <w:nsid w:val="58947D89"/>
+    <w:multiLevelType w:val="hybridMultilevel"/>
+    <w:tmpl w:val="1B82AB68"/>
+    <w:lvl w:ilvl="0" w:tplc="0409000F">
+      <w:start w:val="1"/>
+      <w:numFmt w:val="decimal"/>
+      <w:lvlText w:val="%1."/>
+      <w:lvlJc w:val="left"/>
+      <w:pPr>
+        <w:ind w:left="720" w:hanging="360"/>
+      </w:pPr>
+    </w:lvl>
+    <w:lvl w:ilvl="1" w:tplc="04090019" w:tentative="1">
+      <w:start w:val="1"/>
+      <w:numFmt w:val="lowerLetter"/>
+      <w:lvlText w:val="%2."/>
+      <w:lvlJc w:val="left"/>
+      <w:pPr>
+        <w:ind w:left="1440" w:hanging="360"/>
+      </w:pPr>
+    </w:lvl>
+    <w:lvl w:ilvl="2" w:tplc="0409001B" w:tentative="1">
+      <w:start w:val="1"/>
+      <w:numFmt w:val="lowerRoman"/>
+      <w:lvlText w:val="%3."/>
+      <w:lvlJc w:val="right"/>
+      <w:pPr>
+        <w:ind w:left="2160" w:hanging="180"/>
+      </w:pPr>
+    </w:lvl>
+    <w:lvl w:ilvl="3" w:tplc="0409000F" w:tentative="1">
+      <w:start w:val="1"/>
+      <w:numFmt w:val="decimal"/>
+      <w:lvlText w:val="%4."/>
+      <w:lvlJc w:val="left"/>
+      <w:pPr>
+        <w:ind w:left="2880" w:hanging="360"/>
+      </w:pPr>
+    </w:lvl>
+    <w:lvl w:ilvl="4" w:tplc="04090019" w:tentative="1">
+      <w:start w:val="1"/>
+      <w:numFmt w:val="lowerLetter"/>
+      <w:lvlText w:val="%5."/>
+      <w:lvlJc w:val="left"/>
+      <w:pPr>
+        <w:ind w:left="3600" w:hanging="360"/>
+      </w:pPr>
+    </w:lvl>
+    <w:lvl w:ilvl="5" w:tplc="0409001B" w:tentative="1">
+      <w:start w:val="1"/>
+      <w:numFmt w:val="lowerRoman"/>
+      <w:lvlText w:val="%6."/>
+      <w:lvlJc w:val="right"/>
+      <w:pPr>
+        <w:ind w:left="4320" w:hanging="180"/>
+      </w:pPr>
+    </w:lvl>
+    <w:lvl w:ilvl="6" w:tplc="0409000F" w:tentative="1">
+      <w:start w:val="1"/>
+      <w:numFmt w:val="decimal"/>
+      <w:lvlText w:val="%7."/>
+      <w:lvlJc w:val="left"/>
+      <w:pPr>
+        <w:ind w:left="5040" w:hanging="360"/>
+      </w:pPr>
+    </w:lvl>
+    <w:lvl w:ilvl="7" w:tplc="04090019" w:tentative="1">
+      <w:start w:val="1"/>
+      <w:numFmt w:val="lowerLetter"/>
+      <w:lvlText w:val="%8."/>
+      <w:lvlJc w:val="left"/>
+      <w:pPr>
+        <w:ind w:left="5760" w:hanging="360"/>
+      </w:pPr>
+    </w:lvl>
+    <w:lvl w:ilvl="8" w:tplc="0409001B" w:tentative="1">
+      <w:start w:val="1"/>
+      <w:numFmt w:val="lowerRoman"/>
+      <w:lvlText w:val="%9."/>
+      <w:lvlJc w:val="right"/>
+      <w:pPr>
+        <w:ind w:left="6480" w:hanging="180"/>
+      </w:pPr>
+    </w:lvl>
+  </w:abstractNum>
+  <w:abstractNum w:abstractNumId="8" w15:restartNumberingAfterBreak="0">
+    <w:nsid w:val="6CF53DAA"/>
+    <w:multiLevelType w:val="multilevel"/>
+    <w:tmpl w:val="DBE47770"/>
+    <w:lvl w:ilvl="0">
+      <w:start w:val="1"/>
+      <w:numFmt w:val="bullet"/>
+      <w:lvlText w:val=""/>
+      <w:lvlJc w:val="left"/>
+      <w:pPr>
+        <w:tabs>
+          <w:tab w:val="num" w:pos="720"/>
+        </w:tabs>
+        <w:ind w:left="720" w:hanging="360"/>
+      </w:pPr>
+      <w:rPr>
+        <w:rFonts w:ascii="Symbol" w:hAnsi="Symbol" w:hint="default"/>
+        <w:sz w:val="20"/>
+      </w:rPr>
+    </w:lvl>
+    <w:lvl w:ilvl="1" w:tentative="1">
+      <w:start w:val="1"/>
+      <w:numFmt w:val="bullet"/>
+      <w:lvlText w:val="o"/>
+      <w:lvlJc w:val="left"/>
+      <w:pPr>
+        <w:tabs>
+          <w:tab w:val="num" w:pos="1440"/>
+        </w:tabs>
+        <w:ind w:left="1440" w:hanging="360"/>
+      </w:pPr>
+      <w:rPr>
+        <w:rFonts w:ascii="Courier New" w:hAnsi="Courier New" w:hint="default"/>
+        <w:sz w:val="20"/>
+      </w:rPr>
+    </w:lvl>
+    <w:lvl w:ilvl="2" w:tentative="1">
+      <w:start w:val="1"/>
+      <w:numFmt w:val="bullet"/>
+      <w:lvlText w:val=""/>
+      <w:lvlJc w:val="left"/>
+      <w:pPr>
+        <w:tabs>
+          <w:tab w:val="num" w:pos="2160"/>
+        </w:tabs>
+        <w:ind w:left="2160" w:hanging="360"/>
+      </w:pPr>
+      <w:rPr>
+        <w:rFonts w:ascii="Wingdings" w:hAnsi="Wingdings" w:hint="default"/>
+        <w:sz w:val="20"/>
+      </w:rPr>
+    </w:lvl>
+    <w:lvl w:ilvl="3" w:tentative="1">
+      <w:start w:val="1"/>
+      <w:numFmt w:val="bullet"/>
+      <w:lvlText w:val=""/>
+      <w:lvlJc w:val="left"/>
+      <w:pPr>
+        <w:tabs>
+          <w:tab w:val="num" w:pos="2880"/>
+        </w:tabs>
+        <w:ind w:left="2880" w:hanging="360"/>
+      </w:pPr>
+      <w:rPr>
+        <w:rFonts w:ascii="Wingdings" w:hAnsi="Wingdings" w:hint="default"/>
+        <w:sz w:val="20"/>
+      </w:rPr>
+    </w:lvl>
+    <w:lvl w:ilvl="4" w:tentative="1">
+      <w:start w:val="1"/>
+      <w:numFmt w:val="bullet"/>
+      <w:lvlText w:val=""/>
+      <w:lvlJc w:val="left"/>
+      <w:pPr>
+        <w:tabs>
+          <w:tab w:val="num" w:pos="3600"/>
+        </w:tabs>
+        <w:ind w:left="3600" w:hanging="360"/>
+      </w:pPr>
+      <w:rPr>
+        <w:rFonts w:ascii="Wingdings" w:hAnsi="Wingdings" w:hint="default"/>
+        <w:sz w:val="20"/>
+      </w:rPr>
+    </w:lvl>
+    <w:lvl w:ilvl="5" w:tentative="1">
+      <w:start w:val="1"/>
+      <w:numFmt w:val="bullet"/>
+      <w:lvlText w:val=""/>
+      <w:lvlJc w:val="left"/>
+      <w:pPr>
+        <w:tabs>
+          <w:tab w:val="num" w:pos="4320"/>
+        </w:tabs>
+        <w:ind w:left="4320" w:hanging="360"/>
+      </w:pPr>
+      <w:rPr>
+        <w:rFonts w:ascii="Wingdings" w:hAnsi="Wingdings" w:hint="default"/>
+        <w:sz w:val="20"/>
+      </w:rPr>
+    </w:lvl>
+    <w:lvl w:ilvl="6" w:tentative="1">
+      <w:start w:val="1"/>
+      <w:numFmt w:val="bullet"/>
+      <w:lvlText w:val=""/>
+      <w:lvlJc w:val="left"/>
+      <w:pPr>
+        <w:tabs>
+          <w:tab w:val="num" w:pos="5040"/>
+        </w:tabs>
+        <w:ind w:left="5040" w:hanging="360"/>
+      </w:pPr>
+      <w:rPr>
+        <w:rFonts w:ascii="Wingdings" w:hAnsi="Wingdings" w:hint="default"/>
+        <w:sz w:val="20"/>
+      </w:rPr>
+    </w:lvl>
+    <w:lvl w:ilvl="7" w:tentative="1">
+      <w:start w:val="1"/>
+      <w:numFmt w:val="bullet"/>
+      <w:lvlText w:val=""/>
+      <w:lvlJc w:val="left"/>
+      <w:pPr>
+        <w:tabs>
+          <w:tab w:val="num" w:pos="5760"/>
+        </w:tabs>
+        <w:ind w:left="5760" w:hanging="360"/>
+      </w:pPr>
+      <w:rPr>
+        <w:rFonts w:ascii="Wingdings" w:hAnsi="Wingdings" w:hint="default"/>
+        <w:sz w:val="20"/>
+      </w:rPr>
+    </w:lvl>
+    <w:lvl w:ilvl="8" w:tentative="1">
+      <w:start w:val="1"/>
+      <w:numFmt w:val="bullet"/>
+      <w:lvlText w:val=""/>
+      <w:lvlJc w:val="left"/>
+      <w:pPr>
+        <w:tabs>
+          <w:tab w:val="num" w:pos="6480"/>
+        </w:tabs>
+        <w:ind w:left="6480" w:hanging="360"/>
+      </w:pPr>
+      <w:rPr>
+        <w:rFonts w:ascii="Wingdings" w:hAnsi="Wingdings" w:hint="default"/>
+        <w:sz w:val="20"/>
+      </w:rPr>
+    </w:lvl>
+  </w:abstractNum>
+  <w:num w:numId="1" w16cid:durableId="458300421">
+    <w:abstractNumId w:val="0"/>
+  </w:num>
+  <w:num w:numId="2" w16cid:durableId="799349179">
+    <w:abstractNumId w:val="7"/>
+  </w:num>
+  <w:num w:numId="3" w16cid:durableId="423652917">
+    <w:abstractNumId w:val="3"/>
+  </w:num>
+  <w:num w:numId="4" w16cid:durableId="778184568">
+    <w:abstractNumId w:val="6"/>
+  </w:num>
+  <w:num w:numId="5" w16cid:durableId="304895906">
+    <w:abstractNumId w:val="2"/>
+  </w:num>
+  <w:num w:numId="6" w16cid:durableId="1369136708">
+    <w:abstractNumId w:val="8"/>
+  </w:num>
+  <w:num w:numId="7" w16cid:durableId="329065885">
+    <w:abstractNumId w:val="1"/>
+  </w:num>
+  <w:num w:numId="8" w16cid:durableId="293218281">
+    <w:abstractNumId w:val="4"/>
+  </w:num>
+  <w:num w:numId="9" w16cid:durableId="494149071">
+    <w:abstractNumId w:val="5"/>
+  </w:num>
+</w:numbering>
 </file>
 
 <file path=word/styles.xml><?xml version="1.0" encoding="utf-8"?>
@@ -852,7 +4208,6 @@
   <w:style w:type="character" w:default="1" w:styleId="Policepardfaut">
     <w:name w:val="Default Paragraph Font"/>
     <w:uiPriority w:val="1"/>
-    <w:semiHidden/>
     <w:unhideWhenUsed/>
   </w:style>
   <w:style w:type="table" w:default="1" w:styleId="TableauNormal">
@@ -1002,13 +4357,15 @@
     <w:link w:val="TitreCar"/>
     <w:uiPriority w:val="10"/>
     <w:qFormat/>
-    <w:rsid w:val="004431D2"/>
+    <w:rsid w:val="00F8232B"/>
     <w:pPr>
       <w:spacing w:after="80" w:line="240" w:lineRule="auto"/>
       <w:contextualSpacing/>
+      <w:jc w:val="center"/>
     </w:pPr>
     <w:rPr>
-      <w:rFonts w:asciiTheme="majorHAnsi" w:eastAsiaTheme="majorEastAsia" w:hAnsiTheme="majorHAnsi" w:cstheme="majorBidi"/>
+      <w:rFonts w:ascii="Times New Roman" w:eastAsiaTheme="majorEastAsia" w:hAnsi="Times New Roman" w:cstheme="majorBidi"/>
+      <w:b/>
       <w:spacing w:val="-10"/>
       <w:kern w:val="28"/>
       <w:sz w:val="56"/>
@@ -1020,9 +4377,10 @@
     <w:basedOn w:val="Policepardfaut"/>
     <w:link w:val="Titre"/>
     <w:uiPriority w:val="10"/>
-    <w:rsid w:val="004431D2"/>
+    <w:rsid w:val="00F8232B"/>
     <w:rPr>
-      <w:rFonts w:asciiTheme="majorHAnsi" w:eastAsiaTheme="majorEastAsia" w:hAnsiTheme="majorHAnsi" w:cstheme="majorBidi"/>
+      <w:rFonts w:ascii="Times New Roman" w:eastAsiaTheme="majorEastAsia" w:hAnsi="Times New Roman" w:cstheme="majorBidi"/>
+      <w:b/>
       <w:spacing w:val="-10"/>
       <w:kern w:val="28"/>
       <w:sz w:val="56"/>
@@ -1110,11 +4468,14 @@
     <w:basedOn w:val="Policepardfaut"/>
     <w:uiPriority w:val="21"/>
     <w:qFormat/>
-    <w:rsid w:val="004431D2"/>
+    <w:rsid w:val="004D1150"/>
     <w:rPr>
-      <w:i/>
+      <w:rFonts w:ascii="Times New Roman" w:hAnsi="Times New Roman"/>
+      <w:b/>
+      <w:i w:val="0"/>
       <w:iCs/>
-      <w:color w:val="2F5496" w:themeColor="accent1" w:themeShade="BF"/>
+      <w:color w:val="538135" w:themeColor="accent6" w:themeShade="BF"/>
+      <w:sz w:val="32"/>
     </w:rPr>
   </w:style>
   <w:style w:type="paragraph" w:styleId="Citationintense">
@@ -1165,6 +4526,80 @@
       <w:color w:val="2F5496" w:themeColor="accent1" w:themeShade="BF"/>
       <w:spacing w:val="5"/>
     </w:rPr>
+  </w:style>
+  <w:style w:type="table" w:styleId="Grilledutableau">
+    <w:name w:val="Table Grid"/>
+    <w:basedOn w:val="TableauNormal"/>
+    <w:uiPriority w:val="39"/>
+    <w:rsid w:val="00F8232B"/>
+    <w:pPr>
+      <w:spacing w:after="0" w:line="240" w:lineRule="auto"/>
+    </w:pPr>
+    <w:tblPr>
+      <w:tblBorders>
+        <w:top w:val="single" w:sz="4" w:space="0" w:color="auto"/>
+        <w:left w:val="single" w:sz="4" w:space="0" w:color="auto"/>
+        <w:bottom w:val="single" w:sz="4" w:space="0" w:color="auto"/>
+        <w:right w:val="single" w:sz="4" w:space="0" w:color="auto"/>
+        <w:insideH w:val="single" w:sz="4" w:space="0" w:color="auto"/>
+        <w:insideV w:val="single" w:sz="4" w:space="0" w:color="auto"/>
+      </w:tblBorders>
+    </w:tblPr>
+  </w:style>
+  <w:style w:type="paragraph" w:styleId="NormalWeb">
+    <w:name w:val="Normal (Web)"/>
+    <w:basedOn w:val="Normal"/>
+    <w:uiPriority w:val="99"/>
+    <w:semiHidden/>
+    <w:unhideWhenUsed/>
+    <w:rsid w:val="009C0FA3"/>
+    <w:rPr>
+      <w:rFonts w:ascii="Times New Roman" w:hAnsi="Times New Roman" w:cs="Times New Roman"/>
+    </w:rPr>
+  </w:style>
+  <w:style w:type="paragraph" w:styleId="En-tte">
+    <w:name w:val="header"/>
+    <w:basedOn w:val="Normal"/>
+    <w:link w:val="En-tteCar"/>
+    <w:uiPriority w:val="99"/>
+    <w:unhideWhenUsed/>
+    <w:rsid w:val="00FB5DE5"/>
+    <w:pPr>
+      <w:tabs>
+        <w:tab w:val="center" w:pos="4680"/>
+        <w:tab w:val="right" w:pos="9360"/>
+      </w:tabs>
+      <w:spacing w:after="0" w:line="240" w:lineRule="auto"/>
+    </w:pPr>
+  </w:style>
+  <w:style w:type="character" w:customStyle="1" w:styleId="En-tteCar">
+    <w:name w:val="En-tête Car"/>
+    <w:basedOn w:val="Policepardfaut"/>
+    <w:link w:val="En-tte"/>
+    <w:uiPriority w:val="99"/>
+    <w:rsid w:val="00FB5DE5"/>
+  </w:style>
+  <w:style w:type="paragraph" w:styleId="Pieddepage">
+    <w:name w:val="footer"/>
+    <w:basedOn w:val="Normal"/>
+    <w:link w:val="PieddepageCar"/>
+    <w:uiPriority w:val="99"/>
+    <w:unhideWhenUsed/>
+    <w:rsid w:val="00FB5DE5"/>
+    <w:pPr>
+      <w:tabs>
+        <w:tab w:val="center" w:pos="4680"/>
+        <w:tab w:val="right" w:pos="9360"/>
+      </w:tabs>
+      <w:spacing w:after="0" w:line="240" w:lineRule="auto"/>
+    </w:pPr>
+  </w:style>
+  <w:style w:type="character" w:customStyle="1" w:styleId="PieddepageCar">
+    <w:name w:val="Pied de page Car"/>
+    <w:basedOn w:val="Policepardfaut"/>
+    <w:link w:val="Pieddepage"/>
+    <w:uiPriority w:val="99"/>
+    <w:rsid w:val="00FB5DE5"/>
   </w:style>
 </w:styles>
 </file>
